--- a/inbox/Mainframe_to_AppAware_Modernization.docx
+++ b/inbox/Mainframe_to_AppAware_Modernization.docx
@@ -42,7 +42,7 @@
           <w:sz w:val="24"/>
           <w:szCs w:val="24"/>
         </w:rPr>
-        <w:id w:val="-909313907"/>
+        <w:id w:val="725571996"/>
         <w:docPartObj>
           <w:docPartGallery w:val="Table of Contents"/>
           <w:docPartUnique/>
@@ -80,7 +80,7 @@
           <w:r>
             <w:fldChar w:fldCharType="separate"/>
           </w:r>
-          <w:hyperlink w:anchor="_Toc233784216" w:history="1">
+          <w:hyperlink w:anchor="_Toc233786862" w:history="1">
             <w:r>
               <w:rPr>
                 <w:rStyle w:val="Hyperlink"/>
@@ -107,7 +107,7 @@
                 <w:noProof/>
                 <w:webHidden/>
               </w:rPr>
-              <w:instrText xml:space="preserve"> PAGEREF _Toc233784216 \h </w:instrText>
+              <w:instrText xml:space="preserve"> PAGEREF _Toc233786862 \h </w:instrText>
             </w:r>
             <w:r>
               <w:rPr>
@@ -151,7 +151,7 @@
               <w14:ligatures w14:val="standardContextual"/>
             </w:rPr>
           </w:pPr>
-          <w:hyperlink w:anchor="_Toc233784217" w:history="1">
+          <w:hyperlink w:anchor="_Toc233786863" w:history="1">
             <w:r>
               <w:rPr>
                 <w:rStyle w:val="Hyperlink"/>
@@ -178,7 +178,7 @@
                 <w:noProof/>
                 <w:webHidden/>
               </w:rPr>
-              <w:instrText xml:space="preserve"> PAGEREF _Toc233784217 \h </w:instrText>
+              <w:instrText xml:space="preserve"> PAGEREF _Toc233786863 \h </w:instrText>
             </w:r>
             <w:r>
               <w:rPr>
@@ -222,7 +222,7 @@
               <w14:ligatures w14:val="standardContextual"/>
             </w:rPr>
           </w:pPr>
-          <w:hyperlink w:anchor="_Toc233784218" w:history="1">
+          <w:hyperlink w:anchor="_Toc233786864" w:history="1">
             <w:r>
               <w:rPr>
                 <w:rStyle w:val="Hyperlink"/>
@@ -249,7 +249,7 @@
                 <w:noProof/>
                 <w:webHidden/>
               </w:rPr>
-              <w:instrText xml:space="preserve"> PAGEREF _Toc233784218 \h </w:instrText>
+              <w:instrText xml:space="preserve"> PAGEREF _Toc233786864 \h </w:instrText>
             </w:r>
             <w:r>
               <w:rPr>
@@ -269,7 +269,7 @@
                 <w:noProof/>
                 <w:webHidden/>
               </w:rPr>
-              <w:t>4</w:t>
+              <w:t>5</w:t>
             </w:r>
             <w:r>
               <w:rPr>
@@ -293,7 +293,7 @@
               <w14:ligatures w14:val="standardContextual"/>
             </w:rPr>
           </w:pPr>
-          <w:hyperlink w:anchor="_Toc233784219" w:history="1">
+          <w:hyperlink w:anchor="_Toc233786865" w:history="1">
             <w:r>
               <w:rPr>
                 <w:rStyle w:val="Hyperlink"/>
@@ -320,7 +320,7 @@
                 <w:noProof/>
                 <w:webHidden/>
               </w:rPr>
-              <w:instrText xml:space="preserve"> PAGEREF _Toc233784219 \h </w:instrText>
+              <w:instrText xml:space="preserve"> PAGEREF _Toc233786865 \h </w:instrText>
             </w:r>
             <w:r>
               <w:rPr>
@@ -340,7 +340,7 @@
                 <w:noProof/>
                 <w:webHidden/>
               </w:rPr>
-              <w:t>5</w:t>
+              <w:t>6</w:t>
             </w:r>
             <w:r>
               <w:rPr>
@@ -364,7 +364,7 @@
               <w14:ligatures w14:val="standardContextual"/>
             </w:rPr>
           </w:pPr>
-          <w:hyperlink w:anchor="_Toc233784220" w:history="1">
+          <w:hyperlink w:anchor="_Toc233786866" w:history="1">
             <w:r>
               <w:rPr>
                 <w:rStyle w:val="Hyperlink"/>
@@ -391,7 +391,7 @@
                 <w:noProof/>
                 <w:webHidden/>
               </w:rPr>
-              <w:instrText xml:space="preserve"> PAGEREF _Toc233784220 \h </w:instrText>
+              <w:instrText xml:space="preserve"> PAGEREF _Toc233786866 \h </w:instrText>
             </w:r>
             <w:r>
               <w:rPr>
@@ -411,7 +411,7 @@
                 <w:noProof/>
                 <w:webHidden/>
               </w:rPr>
-              <w:t>6</w:t>
+              <w:t>7</w:t>
             </w:r>
             <w:r>
               <w:rPr>
@@ -435,7 +435,7 @@
               <w14:ligatures w14:val="standardContextual"/>
             </w:rPr>
           </w:pPr>
-          <w:hyperlink w:anchor="_Toc233784221" w:history="1">
+          <w:hyperlink w:anchor="_Toc233786867" w:history="1">
             <w:r>
               <w:rPr>
                 <w:rStyle w:val="Hyperlink"/>
@@ -462,7 +462,7 @@
                 <w:noProof/>
                 <w:webHidden/>
               </w:rPr>
-              <w:instrText xml:space="preserve"> PAGEREF _Toc233784221 \h </w:instrText>
+              <w:instrText xml:space="preserve"> PAGEREF _Toc233786867 \h </w:instrText>
             </w:r>
             <w:r>
               <w:rPr>
@@ -482,7 +482,7 @@
                 <w:noProof/>
                 <w:webHidden/>
               </w:rPr>
-              <w:t>7</w:t>
+              <w:t>8</w:t>
             </w:r>
             <w:r>
               <w:rPr>
@@ -506,7 +506,7 @@
               <w14:ligatures w14:val="standardContextual"/>
             </w:rPr>
           </w:pPr>
-          <w:hyperlink w:anchor="_Toc233784222" w:history="1">
+          <w:hyperlink w:anchor="_Toc233786868" w:history="1">
             <w:r>
               <w:rPr>
                 <w:rStyle w:val="Hyperlink"/>
@@ -533,7 +533,7 @@
                 <w:noProof/>
                 <w:webHidden/>
               </w:rPr>
-              <w:instrText xml:space="preserve"> PAGEREF _Toc233784222 \h </w:instrText>
+              <w:instrText xml:space="preserve"> PAGEREF _Toc233786868 \h </w:instrText>
             </w:r>
             <w:r>
               <w:rPr>
@@ -553,7 +553,7 @@
                 <w:noProof/>
                 <w:webHidden/>
               </w:rPr>
-              <w:t>7</w:t>
+              <w:t>9</w:t>
             </w:r>
             <w:r>
               <w:rPr>
@@ -577,7 +577,7 @@
               <w14:ligatures w14:val="standardContextual"/>
             </w:rPr>
           </w:pPr>
-          <w:hyperlink w:anchor="_Toc233784223" w:history="1">
+          <w:hyperlink w:anchor="_Toc233786869" w:history="1">
             <w:r>
               <w:rPr>
                 <w:rStyle w:val="Hyperlink"/>
@@ -604,7 +604,7 @@
                 <w:noProof/>
                 <w:webHidden/>
               </w:rPr>
-              <w:instrText xml:space="preserve"> PAGEREF _Toc233784223 \h </w:instrText>
+              <w:instrText xml:space="preserve"> PAGEREF _Toc233786869 \h </w:instrText>
             </w:r>
             <w:r>
               <w:rPr>
@@ -624,7 +624,7 @@
                 <w:noProof/>
                 <w:webHidden/>
               </w:rPr>
-              <w:t>8</w:t>
+              <w:t>9</w:t>
             </w:r>
             <w:r>
               <w:rPr>
@@ -648,7 +648,7 @@
               <w14:ligatures w14:val="standardContextual"/>
             </w:rPr>
           </w:pPr>
-          <w:hyperlink w:anchor="_Toc233784224" w:history="1">
+          <w:hyperlink w:anchor="_Toc233786870" w:history="1">
             <w:r>
               <w:rPr>
                 <w:rStyle w:val="Hyperlink"/>
@@ -675,7 +675,7 @@
                 <w:noProof/>
                 <w:webHidden/>
               </w:rPr>
-              <w:instrText xml:space="preserve"> PAGEREF _Toc233784224 \h </w:instrText>
+              <w:instrText xml:space="preserve"> PAGEREF _Toc233786870 \h </w:instrText>
             </w:r>
             <w:r>
               <w:rPr>
@@ -695,7 +695,7 @@
                 <w:noProof/>
                 <w:webHidden/>
               </w:rPr>
-              <w:t>8</w:t>
+              <w:t>10</w:t>
             </w:r>
             <w:r>
               <w:rPr>
@@ -719,7 +719,7 @@
               <w14:ligatures w14:val="standardContextual"/>
             </w:rPr>
           </w:pPr>
-          <w:hyperlink w:anchor="_Toc233784225" w:history="1">
+          <w:hyperlink w:anchor="_Toc233786871" w:history="1">
             <w:r>
               <w:rPr>
                 <w:rStyle w:val="Hyperlink"/>
@@ -746,7 +746,7 @@
                 <w:noProof/>
                 <w:webHidden/>
               </w:rPr>
-              <w:instrText xml:space="preserve"> PAGEREF _Toc233784225 \h </w:instrText>
+              <w:instrText xml:space="preserve"> PAGEREF _Toc233786871 \h </w:instrText>
             </w:r>
             <w:r>
               <w:rPr>
@@ -766,7 +766,7 @@
                 <w:noProof/>
                 <w:webHidden/>
               </w:rPr>
-              <w:t>9</w:t>
+              <w:t>11</w:t>
             </w:r>
             <w:r>
               <w:rPr>
@@ -790,7 +790,7 @@
               <w14:ligatures w14:val="standardContextual"/>
             </w:rPr>
           </w:pPr>
-          <w:hyperlink w:anchor="_Toc233784226" w:history="1">
+          <w:hyperlink w:anchor="_Toc233786872" w:history="1">
             <w:r>
               <w:rPr>
                 <w:rStyle w:val="Hyperlink"/>
@@ -817,7 +817,7 @@
                 <w:noProof/>
                 <w:webHidden/>
               </w:rPr>
-              <w:instrText xml:space="preserve"> PAGEREF _Toc233784226 \h </w:instrText>
+              <w:instrText xml:space="preserve"> PAGEREF _Toc233786872 \h </w:instrText>
             </w:r>
             <w:r>
               <w:rPr>
@@ -837,7 +837,7 @@
                 <w:noProof/>
                 <w:webHidden/>
               </w:rPr>
-              <w:t>10</w:t>
+              <w:t>11</w:t>
             </w:r>
             <w:r>
               <w:rPr>
@@ -861,7 +861,7 @@
               <w14:ligatures w14:val="standardContextual"/>
             </w:rPr>
           </w:pPr>
-          <w:hyperlink w:anchor="_Toc233784227" w:history="1">
+          <w:hyperlink w:anchor="_Toc233786873" w:history="1">
             <w:r>
               <w:rPr>
                 <w:rStyle w:val="Hyperlink"/>
@@ -888,7 +888,7 @@
                 <w:noProof/>
                 <w:webHidden/>
               </w:rPr>
-              <w:instrText xml:space="preserve"> PAGEREF _Toc233784227 \h </w:instrText>
+              <w:instrText xml:space="preserve"> PAGEREF _Toc233786873 \h </w:instrText>
             </w:r>
             <w:r>
               <w:rPr>
@@ -908,7 +908,7 @@
                 <w:noProof/>
                 <w:webHidden/>
               </w:rPr>
-              <w:t>10</w:t>
+              <w:t>11</w:t>
             </w:r>
             <w:r>
               <w:rPr>
@@ -932,7 +932,7 @@
               <w14:ligatures w14:val="standardContextual"/>
             </w:rPr>
           </w:pPr>
-          <w:hyperlink w:anchor="_Toc233784228" w:history="1">
+          <w:hyperlink w:anchor="_Toc233786874" w:history="1">
             <w:r>
               <w:rPr>
                 <w:rStyle w:val="Hyperlink"/>
@@ -959,7 +959,7 @@
                 <w:noProof/>
                 <w:webHidden/>
               </w:rPr>
-              <w:instrText xml:space="preserve"> PAGEREF _Toc233784228 \h </w:instrText>
+              <w:instrText xml:space="preserve"> PAGEREF _Toc233786874 \h </w:instrText>
             </w:r>
             <w:r>
               <w:rPr>
@@ -979,7 +979,7 @@
                 <w:noProof/>
                 <w:webHidden/>
               </w:rPr>
-              <w:t>10</w:t>
+              <w:t>12</w:t>
             </w:r>
             <w:r>
               <w:rPr>
@@ -1003,7 +1003,7 @@
               <w14:ligatures w14:val="standardContextual"/>
             </w:rPr>
           </w:pPr>
-          <w:hyperlink w:anchor="_Toc233784229" w:history="1">
+          <w:hyperlink w:anchor="_Toc233786875" w:history="1">
             <w:r>
               <w:rPr>
                 <w:rStyle w:val="Hyperlink"/>
@@ -1030,7 +1030,7 @@
                 <w:noProof/>
                 <w:webHidden/>
               </w:rPr>
-              <w:instrText xml:space="preserve"> PAGEREF _Toc233784229 \h </w:instrText>
+              <w:instrText xml:space="preserve"> PAGEREF _Toc233786875 \h </w:instrText>
             </w:r>
             <w:r>
               <w:rPr>
@@ -1050,7 +1050,7 @@
                 <w:noProof/>
                 <w:webHidden/>
               </w:rPr>
-              <w:t>11</w:t>
+              <w:t>12</w:t>
             </w:r>
             <w:r>
               <w:rPr>
@@ -1074,7 +1074,7 @@
               <w14:ligatures w14:val="standardContextual"/>
             </w:rPr>
           </w:pPr>
-          <w:hyperlink w:anchor="_Toc233784230" w:history="1">
+          <w:hyperlink w:anchor="_Toc233786876" w:history="1">
             <w:r>
               <w:rPr>
                 <w:rStyle w:val="Hyperlink"/>
@@ -1101,7 +1101,7 @@
                 <w:noProof/>
                 <w:webHidden/>
               </w:rPr>
-              <w:instrText xml:space="preserve"> PAGEREF _Toc233784230 \h </w:instrText>
+              <w:instrText xml:space="preserve"> PAGEREF _Toc233786876 \h </w:instrText>
             </w:r>
             <w:r>
               <w:rPr>
@@ -1121,7 +1121,7 @@
                 <w:noProof/>
                 <w:webHidden/>
               </w:rPr>
-              <w:t>12</w:t>
+              <w:t>13</w:t>
             </w:r>
             <w:r>
               <w:rPr>
@@ -1145,7 +1145,7 @@
               <w14:ligatures w14:val="standardContextual"/>
             </w:rPr>
           </w:pPr>
-          <w:hyperlink w:anchor="_Toc233784231" w:history="1">
+          <w:hyperlink w:anchor="_Toc233786877" w:history="1">
             <w:r>
               <w:rPr>
                 <w:rStyle w:val="Hyperlink"/>
@@ -1172,7 +1172,7 @@
                 <w:noProof/>
                 <w:webHidden/>
               </w:rPr>
-              <w:instrText xml:space="preserve"> PAGEREF _Toc233784231 \h </w:instrText>
+              <w:instrText xml:space="preserve"> PAGEREF _Toc233786877 \h </w:instrText>
             </w:r>
             <w:r>
               <w:rPr>
@@ -1192,7 +1192,7 @@
                 <w:noProof/>
                 <w:webHidden/>
               </w:rPr>
-              <w:t>12</w:t>
+              <w:t>14</w:t>
             </w:r>
             <w:r>
               <w:rPr>
@@ -1216,7 +1216,7 @@
               <w14:ligatures w14:val="standardContextual"/>
             </w:rPr>
           </w:pPr>
-          <w:hyperlink w:anchor="_Toc233784232" w:history="1">
+          <w:hyperlink w:anchor="_Toc233786878" w:history="1">
             <w:r>
               <w:rPr>
                 <w:rStyle w:val="Hyperlink"/>
@@ -1243,7 +1243,7 @@
                 <w:noProof/>
                 <w:webHidden/>
               </w:rPr>
-              <w:instrText xml:space="preserve"> PAGEREF _Toc233784232 \h </w:instrText>
+              <w:instrText xml:space="preserve"> PAGEREF _Toc233786878 \h </w:instrText>
             </w:r>
             <w:r>
               <w:rPr>
@@ -1263,7 +1263,7 @@
                 <w:noProof/>
                 <w:webHidden/>
               </w:rPr>
-              <w:t>14</w:t>
+              <w:t>15</w:t>
             </w:r>
             <w:r>
               <w:rPr>
@@ -1287,7 +1287,7 @@
               <w14:ligatures w14:val="standardContextual"/>
             </w:rPr>
           </w:pPr>
-          <w:hyperlink w:anchor="_Toc233784233" w:history="1">
+          <w:hyperlink w:anchor="_Toc233786879" w:history="1">
             <w:r>
               <w:rPr>
                 <w:rStyle w:val="Hyperlink"/>
@@ -1314,7 +1314,7 @@
                 <w:noProof/>
                 <w:webHidden/>
               </w:rPr>
-              <w:instrText xml:space="preserve"> PAGEREF _Toc233784233 \h </w:instrText>
+              <w:instrText xml:space="preserve"> PAGEREF _Toc233786879 \h </w:instrText>
             </w:r>
             <w:r>
               <w:rPr>
@@ -1334,7 +1334,7 @@
                 <w:noProof/>
                 <w:webHidden/>
               </w:rPr>
-              <w:t>14</w:t>
+              <w:t>16</w:t>
             </w:r>
             <w:r>
               <w:rPr>
@@ -1358,7 +1358,7 @@
               <w14:ligatures w14:val="standardContextual"/>
             </w:rPr>
           </w:pPr>
-          <w:hyperlink w:anchor="_Toc233784234" w:history="1">
+          <w:hyperlink w:anchor="_Toc233786880" w:history="1">
             <w:r>
               <w:rPr>
                 <w:rStyle w:val="Hyperlink"/>
@@ -1385,7 +1385,7 @@
                 <w:noProof/>
                 <w:webHidden/>
               </w:rPr>
-              <w:instrText xml:space="preserve"> PAGEREF _Toc233784234 \h </w:instrText>
+              <w:instrText xml:space="preserve"> PAGEREF _Toc233786880 \h </w:instrText>
             </w:r>
             <w:r>
               <w:rPr>
@@ -1405,7 +1405,7 @@
                 <w:noProof/>
                 <w:webHidden/>
               </w:rPr>
-              <w:t>15</w:t>
+              <w:t>17</w:t>
             </w:r>
             <w:r>
               <w:rPr>
@@ -1429,7 +1429,7 @@
               <w14:ligatures w14:val="standardContextual"/>
             </w:rPr>
           </w:pPr>
-          <w:hyperlink w:anchor="_Toc233784235" w:history="1">
+          <w:hyperlink w:anchor="_Toc233786881" w:history="1">
             <w:r>
               <w:rPr>
                 <w:rStyle w:val="Hyperlink"/>
@@ -1456,7 +1456,7 @@
                 <w:noProof/>
                 <w:webHidden/>
               </w:rPr>
-              <w:instrText xml:space="preserve"> PAGEREF _Toc233784235 \h </w:instrText>
+              <w:instrText xml:space="preserve"> PAGEREF _Toc233786881 \h </w:instrText>
             </w:r>
             <w:r>
               <w:rPr>
@@ -1476,7 +1476,7 @@
                 <w:noProof/>
                 <w:webHidden/>
               </w:rPr>
-              <w:t>15</w:t>
+              <w:t>18</w:t>
             </w:r>
             <w:r>
               <w:rPr>
@@ -1500,13 +1500,13 @@
               <w14:ligatures w14:val="standardContextual"/>
             </w:rPr>
           </w:pPr>
-          <w:hyperlink w:anchor="_Toc233784236" w:history="1">
+          <w:hyperlink w:anchor="_Toc233786882" w:history="1">
             <w:r>
               <w:rPr>
                 <w:rStyle w:val="Hyperlink"/>
                 <w:noProof/>
               </w:rPr>
-              <w:t>9.4 Principle 4 — Govern Actively: The Control Plane Over the Data Plane</w:t>
+              <w:t>9.4 FedRAMP 20x Consolidated Rules — What Modernization Must Achieve</w:t>
             </w:r>
             <w:r>
               <w:rPr>
@@ -1527,7 +1527,7 @@
                 <w:noProof/>
                 <w:webHidden/>
               </w:rPr>
-              <w:instrText xml:space="preserve"> PAGEREF _Toc233784236 \h </w:instrText>
+              <w:instrText xml:space="preserve"> PAGEREF _Toc233786882 \h </w:instrText>
             </w:r>
             <w:r>
               <w:rPr>
@@ -1547,7 +1547,78 @@
                 <w:noProof/>
                 <w:webHidden/>
               </w:rPr>
-              <w:t>16</w:t>
+              <w:t>19</w:t>
+            </w:r>
+            <w:r>
+              <w:rPr>
+                <w:noProof/>
+                <w:webHidden/>
+              </w:rPr>
+              <w:fldChar w:fldCharType="end"/>
+            </w:r>
+          </w:hyperlink>
+        </w:p>
+        <w:p>
+          <w:pPr>
+            <w:pStyle w:val="TOC2"/>
+            <w:tabs>
+              <w:tab w:val="right" w:leader="dot" w:pos="9350"/>
+            </w:tabs>
+            <w:rPr>
+              <w:noProof/>
+              <w:kern w:val="2"/>
+              <w:lang w:eastAsia="en-US"/>
+              <w14:ligatures w14:val="standardContextual"/>
+            </w:rPr>
+          </w:pPr>
+          <w:hyperlink w:anchor="_Toc233786883" w:history="1">
+            <w:r>
+              <w:rPr>
+                <w:rStyle w:val="Hyperlink"/>
+                <w:noProof/>
+              </w:rPr>
+              <w:t>9.5 Principle 4 — Govern Actively: The Control Plane Over the Data Plane</w:t>
+            </w:r>
+            <w:r>
+              <w:rPr>
+                <w:noProof/>
+                <w:webHidden/>
+              </w:rPr>
+              <w:tab/>
+            </w:r>
+            <w:r>
+              <w:rPr>
+                <w:noProof/>
+                <w:webHidden/>
+              </w:rPr>
+              <w:fldChar w:fldCharType="begin"/>
+            </w:r>
+            <w:r>
+              <w:rPr>
+                <w:noProof/>
+                <w:webHidden/>
+              </w:rPr>
+              <w:instrText xml:space="preserve"> PAGEREF _Toc233786883 \h </w:instrText>
+            </w:r>
+            <w:r>
+              <w:rPr>
+                <w:noProof/>
+                <w:webHidden/>
+              </w:rPr>
+            </w:r>
+            <w:r>
+              <w:rPr>
+                <w:noProof/>
+                <w:webHidden/>
+              </w:rPr>
+              <w:fldChar w:fldCharType="separate"/>
+            </w:r>
+            <w:r>
+              <w:rPr>
+                <w:noProof/>
+                <w:webHidden/>
+              </w:rPr>
+              <w:t>20</w:t>
             </w:r>
             <w:r>
               <w:rPr>
@@ -1571,7 +1642,7 @@
               <w14:ligatures w14:val="standardContextual"/>
             </w:rPr>
           </w:pPr>
-          <w:hyperlink w:anchor="_Toc233784237" w:history="1">
+          <w:hyperlink w:anchor="_Toc233786884" w:history="1">
             <w:r>
               <w:rPr>
                 <w:rStyle w:val="Hyperlink"/>
@@ -1598,7 +1669,7 @@
                 <w:noProof/>
                 <w:webHidden/>
               </w:rPr>
-              <w:instrText xml:space="preserve"> PAGEREF _Toc233784237 \h </w:instrText>
+              <w:instrText xml:space="preserve"> PAGEREF _Toc233786884 \h </w:instrText>
             </w:r>
             <w:r>
               <w:rPr>
@@ -1618,7 +1689,7 @@
                 <w:noProof/>
                 <w:webHidden/>
               </w:rPr>
-              <w:t>17</w:t>
+              <w:t>21</w:t>
             </w:r>
             <w:r>
               <w:rPr>
@@ -1836,7 +1907,7 @@
                 <w:sz w:val="20"/>
               </w:rPr>
               <w:drawing>
-                <wp:inline distT="0" distB="0" distL="0" distR="0" wp14:anchorId="4125BDB8" wp14:editId="5FEC1AB4">
+                <wp:inline distT="0" distB="0" distL="0" distR="0" wp14:anchorId="059A3E4D" wp14:editId="0954CCBE">
                   <wp:extent cx="152400" cy="152400"/>
                   <wp:effectExtent l="0" t="0" r="0" b="0"/>
                   <wp:docPr id="10" name="Picture"/>
@@ -1970,7 +2041,7 @@
           <w:noProof/>
         </w:rPr>
         <w:drawing>
-          <wp:inline distT="0" distB="0" distL="0" distR="0" wp14:anchorId="7FC94394" wp14:editId="67327CF3">
+          <wp:inline distT="0" distB="0" distL="0" distR="0" wp14:anchorId="153F546A" wp14:editId="3996339C">
             <wp:extent cx="5334000" cy="2844800"/>
             <wp:effectExtent l="0" t="0" r="0" b="0"/>
             <wp:docPr id="13" name="Picture" descr="Forty Years of Federal IT Architecture — Four Acts"/>
@@ -2025,486 +2096,11 @@
         <w:pStyle w:val="Heading1"/>
       </w:pPr>
       <w:bookmarkStart w:id="0" w:name="prologue-the-mainframe-era-1940s1990s"/>
-      <w:bookmarkStart w:id="1" w:name="_Toc233784216"/>
+      <w:bookmarkStart w:id="1" w:name="_Toc233786862"/>
       <w:r>
         <w:t>1. Prologue — The Mainframe Era (1940s–1990s)</w:t>
       </w:r>
       <w:bookmarkEnd w:id="1"/>
-    </w:p>
-    <w:p>
-      <w:pPr>
-        <w:pStyle w:val="FirstParagraph"/>
-      </w:pPr>
-      <w:r>
-        <w:t>Your agency’s entire operation ran on mainframes. IBM systems, mostly. One massive computer in a locked room. Everything happened there: all the data, all the logic, all the state.</w:t>
-      </w:r>
-    </w:p>
-    <w:p>
-      <w:pPr>
-        <w:pStyle w:val="BodyText"/>
-      </w:pPr>
-      <w:r>
-        <w:t xml:space="preserve">Users didn’t have computers. They had </w:t>
-      </w:r>
-      <w:r>
-        <w:rPr>
-          <w:b/>
-          <w:bCs/>
-        </w:rPr>
-        <w:t>terminals</w:t>
-      </w:r>
-      <w:r>
-        <w:t xml:space="preserve"> — green screens, keyboards. A terminal was a dumb device that sent keystrokes to the mainframe and received screen refreshes back. Text-based, synchronous, simple.</w:t>
-      </w:r>
-    </w:p>
-    <w:p>
-      <w:pPr>
-        <w:pStyle w:val="BodyText"/>
-      </w:pPr>
-      <w:r>
-        <w:t xml:space="preserve">The model was brutally elegant: </w:t>
-      </w:r>
-      <w:r>
-        <w:rPr>
-          <w:b/>
-          <w:bCs/>
-        </w:rPr>
-        <w:t>one source of truth.</w:t>
-      </w:r>
-      <w:r>
-        <w:t xml:space="preserve"> The mainframe </w:t>
-      </w:r>
-      <w:r>
-        <w:rPr>
-          <w:i/>
-          <w:iCs/>
-        </w:rPr>
-        <w:t>was</w:t>
-      </w:r>
-      <w:r>
-        <w:t xml:space="preserve"> </w:t>
-      </w:r>
-      <w:r>
-        <w:t>the truth. When you asked “how many people received benefits this month,” there was one answer, and it came from one place. No ambiguity. No regional variations. No hidden discrepancies.</w:t>
-      </w:r>
-    </w:p>
-    <w:p>
-      <w:pPr>
-        <w:pStyle w:val="BodyText"/>
-      </w:pPr>
-      <w:r>
-        <w:t xml:space="preserve">Security was implicit. If you weren’t sitting at a terminal physically connected to that mainframe room, you couldn’t access anything. </w:t>
-      </w:r>
-      <w:r>
-        <w:rPr>
-          <w:b/>
-          <w:bCs/>
-        </w:rPr>
-        <w:t>The network was the security perimeter.</w:t>
-      </w:r>
-      <w:r>
-        <w:t xml:space="preserve"> Control physical access, and you controlled everything.</w:t>
-      </w:r>
-    </w:p>
-    <w:p>
-      <w:pPr>
-        <w:pStyle w:val="BodyText"/>
-      </w:pPr>
-      <w:r>
-        <w:t xml:space="preserve">And crucially: the machine that </w:t>
-      </w:r>
-      <w:r>
-        <w:rPr>
-          <w:i/>
-          <w:iCs/>
-        </w:rPr>
-        <w:t>held</w:t>
-      </w:r>
-      <w:r>
-        <w:t xml:space="preserve"> the truth was the same machine that </w:t>
-      </w:r>
-      <w:r>
-        <w:rPr>
-          <w:i/>
-          <w:iCs/>
-        </w:rPr>
-        <w:t>enforced</w:t>
-      </w:r>
-      <w:r>
-        <w:t xml:space="preserve"> </w:t>
-      </w:r>
-      <w:r>
-        <w:t>access to it. Truth and enforcement lived in one box. Remember that; it is the seed of everything that follows.</w:t>
-      </w:r>
-    </w:p>
-    <w:p>
-      <w:pPr>
-        <w:pStyle w:val="Heading1"/>
-      </w:pPr>
-      <w:bookmarkStart w:id="2" w:name="X18873164e95a4d6a646bc97ec64d4bf5115d173"/>
-      <w:bookmarkStart w:id="3" w:name="_Toc233784217"/>
-      <w:bookmarkEnd w:id="0"/>
-      <w:r>
-        <w:t>2. Act 1 — The Great Decentralization (Late 1980s–2000)</w:t>
-      </w:r>
-      <w:bookmarkEnd w:id="3"/>
-    </w:p>
-    <w:p>
-      <w:pPr>
-        <w:pStyle w:val="FirstParagraph"/>
-      </w:pPr>
-      <w:r>
-        <w:t>By the late 1980s, the entire world was rejecting the mainframe model — not because mainframes stopped working, but because the economics broke and the technology changed.</w:t>
-      </w:r>
-    </w:p>
-    <w:p>
-      <w:pPr>
-        <w:pStyle w:val="BodyText"/>
-      </w:pPr>
-      <w:r>
-        <w:t>Minicomputers had already proven you didn’t need one godlike machine. Then PCs arrived. Networks got faster. The vision became irresistible: put a SQL Server in every region. Put applications in every office. Spread programming expertise to the edges. Let local teams build solutions for their local problems — because they understood those problems better than Washington ever could.</w:t>
-      </w:r>
-    </w:p>
-    <w:p>
-      <w:pPr>
-        <w:pStyle w:val="BodyText"/>
-      </w:pPr>
-      <w:r>
-        <w:t>For your agency, this was revolutionary. Twelve regional offices could each have their own database administrators, their own application developers, their own tools tailored to how their states and territories worked.</w:t>
-      </w:r>
-    </w:p>
-    <w:p>
-      <w:pPr>
-        <w:pStyle w:val="BodyText"/>
-      </w:pPr>
-      <w:r>
-        <w:rPr>
-          <w:b/>
-          <w:bCs/>
-        </w:rPr>
-        <w:t>But here is where the architecture broke.</w:t>
-      </w:r>
-    </w:p>
-    <w:p>
-      <w:pPr>
-        <w:pStyle w:val="BodyText"/>
-      </w:pPr>
-      <w:r>
-        <w:t>With the mainframe, there was one source of truth. One database. One version of the record. The moment you put SQL Servers in twelve regions, you lost that. Now California had its own database. Massachusetts had its own. New York had its own. And they didn’t always talk to each other — or they did, but inconsistently. Regional systems evolved their own schemas, their own business logic, their own definitions of what a “benefit” even meant.</w:t>
-      </w:r>
-    </w:p>
-    <w:p>
-      <w:pPr>
-        <w:pStyle w:val="BodyText"/>
-      </w:pPr>
-      <w:r>
-        <w:t xml:space="preserve">The vision of distributed intelligence was real and good. But it came at a cost: </w:t>
-      </w:r>
-      <w:r>
-        <w:rPr>
-          <w:b/>
-          <w:bCs/>
-        </w:rPr>
-        <w:t>distributed truth.</w:t>
-      </w:r>
-      <w:r>
-        <w:t xml:space="preserve"> And nobody replaced the single source of truth that the mainframe had given you.</w:t>
-      </w:r>
-    </w:p>
-    <w:p>
-      <w:pPr>
-        <w:pStyle w:val="BodyText"/>
-      </w:pPr>
-      <w:r>
-        <w:t>That became the original sin — the moment the architecture started to drift. The regional variations that seemed like flexibility in 1993 would calcify into incompatible silos by 2020.</w:t>
-      </w:r>
-    </w:p>
-    <w:p>
-      <w:pPr>
-        <w:pStyle w:val="Heading1"/>
-      </w:pPr>
-      <w:bookmarkStart w:id="4" w:name="Xa5d42bf2b30a1c47baea860d55f996e17aa8aa1"/>
-      <w:bookmarkStart w:id="5" w:name="_Toc233784218"/>
-      <w:bookmarkEnd w:id="2"/>
-      <w:r>
-        <w:t>3. Act 2 — When Security Ate the Architecture (2010–2020)</w:t>
-      </w:r>
-      <w:bookmarkEnd w:id="5"/>
-    </w:p>
-    <w:p>
-      <w:pPr>
-        <w:pStyle w:val="FirstParagraph"/>
-      </w:pPr>
-      <w:r>
-        <w:t xml:space="preserve">Around 2010, your agency started consolidating compute. Simultaneously — and this is the critical inflection — </w:t>
-      </w:r>
-      <w:r>
-        <w:rPr>
-          <w:b/>
-          <w:bCs/>
-        </w:rPr>
-        <w:t>cybersecurity became a board-level imperative.</w:t>
-      </w:r>
-      <w:r>
-        <w:t xml:space="preserve"> Not just “have a firewall.” Defense-in-depth. Layered security. Multiple inspection points.</w:t>
-      </w:r>
-    </w:p>
-    <w:p>
-      <w:pPr>
-        <w:pStyle w:val="BodyText"/>
-      </w:pPr>
-      <w:r>
-        <w:rPr>
-          <w:b/>
-          <w:bCs/>
-        </w:rPr>
-        <w:t>But here is the problem:</w:t>
-      </w:r>
-      <w:r>
-        <w:t xml:space="preserve"> the tools chosen to enforce security were fundamentally incompatible with the session-based client-server model your entire infrastructure depended on.</w:t>
-      </w:r>
-    </w:p>
-    <w:p>
-      <w:pPr>
-        <w:pStyle w:val="BodyText"/>
-      </w:pPr>
-      <w:r>
-        <w:t xml:space="preserve">Load balancers became inline proxies. Intrusion detection systems were inserted into the traffic path. Multiple NAT sessions. Firewalls stacked on firewalls. Every packet from a field office to a regional data center had to traverse security devices designed to </w:t>
-      </w:r>
-      <w:r>
-        <w:rPr>
-          <w:i/>
-          <w:iCs/>
-        </w:rPr>
-        <w:t>break</w:t>
-      </w:r>
-      <w:r>
-        <w:t xml:space="preserve"> sessions — to inspect, decrypt, re-encrypt, verify, block.</w:t>
-      </w:r>
-    </w:p>
-    <w:p>
-      <w:pPr>
-        <w:pStyle w:val="BodyText"/>
-      </w:pPr>
-      <w:r>
-        <w:t>Active Directory Kerberos tickets have a lifespan. They are bound to a specific session. When a packet gets intercepted, decrypted, re-encrypted, and NATted three times, the session breaks. The Kerberos ticket becomes invalid. The application loses trust in where the request came from.</w:t>
-      </w:r>
-    </w:p>
-    <w:p>
-      <w:pPr>
-        <w:pStyle w:val="BlockText"/>
-      </w:pPr>
-      <w:r>
-        <w:rPr>
-          <w:b/>
-          <w:bCs/>
-        </w:rPr>
-        <w:t>The physics that cannot be negotiated:</w:t>
-      </w:r>
-      <w:r>
-        <w:t xml:space="preserve"> </w:t>
-      </w:r>
-      <w:r>
-        <w:t xml:space="preserve">Portland to Washington is approximately 4,500 km in a straight line. Actual fiber routing adds roughly 20%, bringing the real fiber distance to approximately 5,400 km. At 200,000 km/second — the speed of light through glass fiber — that distance sets an unavoidable propagation floor of 27 ms one-way, 54 ms round-trip minimum, before any queue delay, security inspection, or application processing. Active Directory authentication expects sub-5 ms round-trip to a domain controller. </w:t>
-      </w:r>
-      <w:r>
-        <w:rPr>
-          <w:b/>
-          <w:bCs/>
-        </w:rPr>
-        <w:t>No amount of bandwidth changes this. Bandwidth is volume. Latency is distance. You cannot buy your way out of geography.</w:t>
-      </w:r>
-    </w:p>
-    <w:p>
-      <w:pPr>
-        <w:pStyle w:val="Heading2"/>
-      </w:pPr>
-      <w:bookmarkStart w:id="6" w:name="X1d61b71b197144df5c1017d94a8b4db9bf91fc0"/>
-      <w:bookmarkStart w:id="7" w:name="_Toc233784219"/>
-      <w:r>
-        <w:t>3.1 Asymmetric Routing: The Second Session Killer</w:t>
-      </w:r>
-      <w:bookmarkEnd w:id="7"/>
-    </w:p>
-    <w:p>
-      <w:pPr>
-        <w:pStyle w:val="FirstParagraph"/>
-      </w:pPr>
-      <w:r>
-        <w:t xml:space="preserve">Latency kills sessions by exceeding protocol timeouts. A second mechanism, equally destructive and entirely independent of latency, operated simultaneously: </w:t>
-      </w:r>
-      <w:r>
-        <w:rPr>
-          <w:b/>
-          <w:bCs/>
-        </w:rPr>
-        <w:t>asymmetric routing.</w:t>
-      </w:r>
-    </w:p>
-    <w:p>
-      <w:pPr>
-        <w:pStyle w:val="BodyText"/>
-      </w:pPr>
-      <w:r>
-        <w:t>Asymmetric routing occurs when the outbound path of a session and the return path traverse different physical or logical routes through stateful network devices. A stateful firewall maintains a session table keyed on the five-tuple. When a SYN packet arrives, the device creates an entry expecting the SYN-ACK to return through it. When the SYN-ACK returns via a different path, that second device sees a SYN-ACK with no corresponding session entry — it drops it as unsolicited. The TCP three-way handshake never</w:t>
-      </w:r>
-      <w:r>
-        <w:t xml:space="preserve"> completes.</w:t>
-      </w:r>
-    </w:p>
-    <w:p>
-      <w:pPr>
-        <w:pStyle w:val="BlockText"/>
-      </w:pPr>
-      <w:r>
-        <w:rPr>
-          <w:b/>
-          <w:bCs/>
-        </w:rPr>
-        <w:t>Asymmetric routing vs. latency: independent killers that compound.</w:t>
-      </w:r>
-      <w:r>
-        <w:t xml:space="preserve"> Latency kills sessions by exceeding protocol timeouts. Asymmetric routing kills sessions by preventing TCP from completing its three-way handshake at all — even with perfect, sub-millisecond latency on both paths. In environments where both conditions exist simultaneously — the federal standard — they compound.</w:t>
-      </w:r>
-    </w:p>
-    <w:p>
-      <w:pPr>
-        <w:pStyle w:val="FirstParagraph"/>
-      </w:pPr>
-      <w:r>
-        <w:rPr>
-          <w:b/>
-          <w:bCs/>
-        </w:rPr>
-        <w:t>How SD-WAN overlay eliminates asymmetric routing:</w:t>
-      </w:r>
-      <w:r>
-        <w:t xml:space="preserve"> </w:t>
-      </w:r>
-      <w:r>
-        <w:t>The SD-WAN overlay tunnel is established between two edge devices as a single logical connection. Inside the tunnel, individual packets may physically traverse any available path. But at the application layer, both directions of every session enter and exit the same SD-WAN edge device. The stateful inspection happens at the tunnel endpoint, which sees both directions. Asymmetric physical routing below the tunnel is structurally removed.</w:t>
-      </w:r>
-    </w:p>
-    <w:p>
-      <w:pPr>
-        <w:pStyle w:val="Heading1"/>
-      </w:pPr>
-      <w:bookmarkStart w:id="8" w:name="act-3-the-breaking-point-20202026"/>
-      <w:bookmarkStart w:id="9" w:name="_Toc233784220"/>
-      <w:bookmarkEnd w:id="4"/>
-      <w:bookmarkEnd w:id="6"/>
-      <w:r>
-        <w:t>4. Act 3 — The Breaking Point (2020–2026)</w:t>
-      </w:r>
-      <w:bookmarkEnd w:id="9"/>
-    </w:p>
-    <w:p>
-      <w:pPr>
-        <w:pStyle w:val="FirstParagraph"/>
-      </w:pPr>
-      <w:r>
-        <w:t>Then M365 happened. Microsoft forced the issue. Your agency migrated to Microsoft 365 — Exchange Online, Teams, SharePoint. Suddenly your email and collaboration lived in Azure, managed by Microsoft, unreachable by your session-based authentication model.</w:t>
-      </w:r>
-    </w:p>
-    <w:p>
-      <w:pPr>
-        <w:pStyle w:val="BodyText"/>
-      </w:pPr>
-      <w:r>
-        <w:t xml:space="preserve">And here is the critical moment: the agency still had </w:t>
-      </w:r>
-      <w:r>
-        <w:rPr>
-          <w:b/>
-          <w:bCs/>
-        </w:rPr>
-        <w:t>twelve regional Active Directory domains.</w:t>
-      </w:r>
-      <w:r>
-        <w:t xml:space="preserve"> </w:t>
-      </w:r>
-      <w:r>
-        <w:t>Still had the OU tree structure designed for when compute lived regionally. Still had MPLS circuits connecting field offices to regional data centers that were increasingly just logical boundaries, not physical anchors.</w:t>
-      </w:r>
-    </w:p>
-    <w:p>
-      <w:pPr>
-        <w:pStyle w:val="BodyText"/>
-      </w:pPr>
-      <w:r>
-        <w:t>Now a field office in Portland authenticates to a regional DC physically in Washington. An application running on VMware queries a service in AWS. Email lives in Azure. The session-based contract — the assumption that client and server are talking synchronously over a trusted link — is fracturing across three environments and an upcoming fourth.</w:t>
-      </w:r>
-    </w:p>
-    <w:p>
-      <w:pPr>
-        <w:pStyle w:val="BlockText"/>
-      </w:pPr>
-      <w:r>
-        <w:rPr>
-          <w:b/>
-          <w:bCs/>
-        </w:rPr>
-        <w:t>The hard realization.</w:t>
-      </w:r>
-      <w:r>
-        <w:t xml:space="preserve"> </w:t>
-      </w:r>
-      <w:r>
-        <w:t xml:space="preserve">The bulk of mission compute still runs on VMware on-premises. Red Hat workloads are moving to AWS GovCloud. Email and collaboration are in Azure. OPM HRIT on Oracle OCI is the next boundary arriving. Identity is still in twelve regional AD domains designed for a world where all four of those environments were the same room. The infrastructure could </w:t>
-      </w:r>
-      <w:r>
-        <w:rPr>
-          <w:i/>
-          <w:iCs/>
-        </w:rPr>
-        <w:t>do</w:t>
-      </w:r>
-      <w:r>
-        <w:t xml:space="preserve"> things but could not </w:t>
-      </w:r>
-      <w:r>
-        <w:rPr>
-          <w:i/>
-          <w:iCs/>
-        </w:rPr>
-        <w:t>verify</w:t>
-      </w:r>
-      <w:r>
-        <w:t xml:space="preserve"> them across that boundary. With program integrity now a national imperative, that is no longer acceptable.</w:t>
-      </w:r>
-    </w:p>
-    <w:p>
-      <w:pPr>
-        <w:pStyle w:val="FirstParagraph"/>
-      </w:pPr>
-      <w:r>
-        <w:t xml:space="preserve">Meanwhile, the regional variations that started in Act 1 had calcified into institutional silos. California’s benefit calculation differed from Massachusetts’s. Regional databases had evolved incompatible schemas. And because single source of truth had never been restored, </w:t>
-      </w:r>
-      <w:r>
-        <w:rPr>
-          <w:b/>
-          <w:bCs/>
-        </w:rPr>
-        <w:t>nobody could see the discrepancies.</w:t>
-      </w:r>
-      <w:r>
-        <w:t xml:space="preserve"> </w:t>
-      </w:r>
-      <w:r>
-        <w:t>The fragmentation that made the system agile in 1995 had become the hiding place for systemic error — duplicate payments across states, records that should have been closed years ago, reconciliations nobody could complete.</w:t>
-      </w:r>
-    </w:p>
-    <w:p>
-      <w:pPr>
-        <w:pStyle w:val="Heading1"/>
-      </w:pPr>
-      <w:bookmarkStart w:id="10" w:name="X4b5505421db170a3086556578fd2300fc212abc"/>
-      <w:bookmarkStart w:id="11" w:name="_Toc233784221"/>
-      <w:bookmarkEnd w:id="8"/>
-      <w:r>
-        <w:t>5. The Physics Argument Decision Makers Have Not Heard</w:t>
-      </w:r>
-      <w:bookmarkEnd w:id="11"/>
     </w:p>
     <w:p>
       <w:pPr>
@@ -2515,16 +2111,16 @@
           <w:noProof/>
         </w:rPr>
         <w:drawing>
-          <wp:inline distT="0" distB="0" distL="0" distR="0" wp14:anchorId="16F05D9B" wp14:editId="1E43C94B">
-            <wp:extent cx="5334000" cy="2755900"/>
+          <wp:inline distT="0" distB="0" distL="0" distR="0" wp14:anchorId="5246BDFD" wp14:editId="7EF37656">
+            <wp:extent cx="5334000" cy="2844800"/>
             <wp:effectExtent l="0" t="0" r="0" b="0"/>
-            <wp:docPr id="21" name="Picture" descr="Physics Floor: Fiber vs. LEO Satellite vs. 5G"/>
+            <wp:docPr id="16" name="Picture" descr="The Mainframe Era: Brutal Elegance of Centralized Truth"/>
             <wp:cNvGraphicFramePr/>
             <a:graphic xmlns:a="http://schemas.openxmlformats.org/drawingml/2006/main">
               <a:graphicData uri="http://schemas.openxmlformats.org/drawingml/2006/picture">
                 <pic:pic xmlns:pic="http://schemas.openxmlformats.org/drawingml/2006/picture">
                   <pic:nvPicPr>
-                    <pic:cNvPr id="22" name="Picture" descr="figs/mf-fig-02-physics-floor.png"/>
+                    <pic:cNvPr id="17" name="Picture" descr="figs/mf-fig-07-mainframe-scene.png"/>
                     <pic:cNvPicPr>
                       <a:picLocks noChangeAspect="1" noChangeArrowheads="1"/>
                     </pic:cNvPicPr>
@@ -2538,7 +2134,7 @@
                   <pic:spPr bwMode="auto">
                     <a:xfrm>
                       <a:off x="0" y="0"/>
-                      <a:ext cx="5334000" cy="2755900"/>
+                      <a:ext cx="5334000" cy="2844800"/>
                     </a:xfrm>
                     <a:prstGeom prst="rect">
                       <a:avLst/>
@@ -2562,7 +2158,7 @@
         <w:pStyle w:val="ImageCaption"/>
       </w:pPr>
       <w:r>
-        <w:t>Physics Floor: Fiber vs. LEO Satellite vs. 5G</w:t>
+        <w:t>The Mainframe Era: Brutal Elegance of Centralized Truth</w:t>
       </w:r>
     </w:p>
     <w:p>
@@ -2570,10 +2166,7 @@
         <w:pStyle w:val="BodyText"/>
       </w:pPr>
       <w:r>
-        <w:t xml:space="preserve">When a decision maker hears “the MPLS hairpin is causing latency problems,” the response is almost always: “add a Direct Internet Access circuit at the branch.” </w:t>
-      </w:r>
-      <w:r>
-        <w:t>DIA eliminates the geographic hairpin. That improvement is real.</w:t>
+        <w:t>Your agency’s entire operation ran on mainframes. IBM systems, mostly. One massive computer in a locked room. Everything happened there: all the data, all the logic, all the state.</w:t>
       </w:r>
     </w:p>
     <w:p>
@@ -2581,14 +2174,17 @@
         <w:pStyle w:val="BodyText"/>
       </w:pPr>
       <w:r>
-        <w:t xml:space="preserve">And then leadership will conclude that the network problem is solved. </w:t>
+        <w:t xml:space="preserve">Users didn’t have computers. They had </w:t>
       </w:r>
       <w:r>
         <w:rPr>
           <w:b/>
           <w:bCs/>
         </w:rPr>
-        <w:t>It is not.</w:t>
+        <w:t>terminals</w:t>
+      </w:r>
+      <w:r>
+        <w:t xml:space="preserve"> — green screens, keyboards. A terminal was a dumb device that sent keystrokes to the mainframe and received screen refreshes back. Text-based, synchronous, simple.</w:t>
       </w:r>
     </w:p>
     <w:p>
@@ -2596,154 +2192,86 @@
         <w:pStyle w:val="BodyText"/>
       </w:pPr>
       <w:r>
-        <w:t>DIA is a pipe. It is a better-positioned pipe than the MPLS circuit it supplements, but it is still a single, unintelligent pipe with no visibility into what is happening on it, no ability to respond when it degrades, and no way to know whether it is actually the best available path to your destination.</w:t>
-      </w:r>
-    </w:p>
-    <w:p>
-      <w:pPr>
-        <w:pStyle w:val="Heading2"/>
-      </w:pPr>
-      <w:bookmarkStart w:id="12" w:name="X9d7df7bedc6624b327225ae3c4e0228b4ada747"/>
-      <w:bookmarkStart w:id="13" w:name="_Toc233784222"/>
-      <w:r>
-        <w:t>5.1 Why Satellite Latency Is No Longer What You Remember</w:t>
-      </w:r>
-      <w:bookmarkEnd w:id="13"/>
-    </w:p>
-    <w:p>
-      <w:pPr>
-        <w:pStyle w:val="FirstParagraph"/>
-      </w:pPr>
-      <w:r>
-        <w:t>The satellite internet that federal IT professionals evaluated and rejected for decades was geostationary (GEO) — satellites parked at 35,786 km altitude. The physics are unforgiving: approximately 238 ms of one-way propagation delay. No enterprise application tolerates this gracefully. That ruling does not apply to LEO.</w:t>
-      </w:r>
-    </w:p>
-    <w:p>
-      <w:pPr>
-        <w:pStyle w:val="BodyText"/>
-      </w:pPr>
-      <w:r>
-        <w:t xml:space="preserve">Starlink and similar Low Earth Orbit constellations operate at approximately 550 km altitude. Current practical end-to-end latency: </w:t>
+        <w:t xml:space="preserve">The model was brutally elegant: </w:t>
       </w:r>
       <w:r>
         <w:rPr>
           <w:b/>
           <w:bCs/>
         </w:rPr>
-        <w:t>20–40 ms and improving.</w:t>
-      </w:r>
-      <w:r>
-        <w:t xml:space="preserve"> </w:t>
-      </w:r>
-      <w:r>
-        <w:t>That places LEO satellite in the same competitive range as broadband DIA circuits.</w:t>
-      </w:r>
-    </w:p>
-    <w:p>
-      <w:pPr>
-        <w:pStyle w:val="BlockText"/>
-      </w:pPr>
+        <w:t>one source of truth.</w:t>
+      </w:r>
+      <w:r>
+        <w:t xml:space="preserve"> The mainframe </w:t>
+      </w:r>
+      <w:r>
+        <w:rPr>
+          <w:i/>
+          <w:iCs/>
+        </w:rPr>
+        <w:t>was</w:t>
+      </w:r>
+      <w:r>
+        <w:t xml:space="preserve"> the truth. When you asked “how many people received benefits this month,” there was one answer, and it came from one place. No ambiguity. No regional variations. No hidden discrepancies.</w:t>
+      </w:r>
+    </w:p>
+    <w:p>
+      <w:pPr>
+        <w:pStyle w:val="BodyText"/>
+      </w:pPr>
+      <w:r>
+        <w:t xml:space="preserve">Security was implicit. If you weren’t sitting at a terminal physically connected to that mainframe room, you couldn’t access anything. </w:t>
+      </w:r>
       <w:r>
         <w:rPr>
           <w:b/>
           <w:bCs/>
         </w:rPr>
-        <w:t>The vacuum advantage:</w:t>
-      </w:r>
-      <w:r>
-        <w:t xml:space="preserve"> Light travels through optical fiber at approximately 200,000 km/second — two-thirds the speed of light in vacuum, due to the refractive index of glass. Light travels through the vacuum of space at 299,792 km/second. For the same physical path length, a signal through space arrives </w:t>
+        <w:t>The network was the security perimeter.</w:t>
+      </w:r>
+      <w:r>
+        <w:t xml:space="preserve"> Control physical access, and you controlled everything.</w:t>
+      </w:r>
+    </w:p>
+    <w:p>
+      <w:pPr>
+        <w:pStyle w:val="BodyText"/>
+      </w:pPr>
+      <w:r>
+        <w:t xml:space="preserve">And crucially: the machine that </w:t>
       </w:r>
       <w:r>
         <w:rPr>
-          <w:b/>
-          <w:bCs/>
+          <w:i/>
+          <w:iCs/>
         </w:rPr>
-        <w:t>50% sooner</w:t>
-      </w:r>
-      <w:r>
-        <w:t xml:space="preserve"> than a signal through fiber. This is not a technology gap that better fiber will close. It is physics.</w:t>
-      </w:r>
-    </w:p>
-    <w:p>
-      <w:pPr>
-        <w:pStyle w:val="FirstParagraph"/>
-      </w:pPr>
-      <w:r>
-        <w:t xml:space="preserve">For the longest domestic paths — Pacific Northwest to mid-Atlantic — the terrestrial fiber route may traverse 4,000 km or more of physical cable. The LEO vacuum path traverses 550 km up, geometrically direct inter-satellite laser link hops through space, and 550 km down at propagation speed 50% higher than fiber. </w:t>
+        <w:t>held</w:t>
+      </w:r>
+      <w:r>
+        <w:t xml:space="preserve"> the truth was the same machine that </w:t>
       </w:r>
       <w:r>
         <w:rPr>
-          <w:b/>
-          <w:bCs/>
+          <w:i/>
+          <w:iCs/>
         </w:rPr>
-        <w:t>Under the right conditions the satellite path is not a compromise — it is the physics-optimal path.</w:t>
-      </w:r>
-    </w:p>
-    <w:p>
-      <w:pPr>
-        <w:pStyle w:val="Heading2"/>
-      </w:pPr>
-      <w:bookmarkStart w:id="14" w:name="X43b2d4d43e261bb53e9a999c6a8467bea143c2c"/>
-      <w:bookmarkStart w:id="15" w:name="_Toc233784223"/>
-      <w:bookmarkEnd w:id="12"/>
-      <w:r>
-        <w:t>5.2 5G: Lower Latency Through Architecture, Not Just Physics</w:t>
-      </w:r>
-      <w:bookmarkEnd w:id="15"/>
-    </w:p>
-    <w:p>
-      <w:pPr>
-        <w:pStyle w:val="FirstParagraph"/>
-      </w:pPr>
-      <w:r>
-        <w:t>5G reduces latency through two distinct mechanisms:</w:t>
-      </w:r>
-    </w:p>
-    <w:p>
-      <w:pPr>
-        <w:pStyle w:val="BodyText"/>
-      </w:pPr>
-      <w:r>
-        <w:rPr>
-          <w:b/>
-          <w:bCs/>
-        </w:rPr>
-        <w:t>The radio mechanism:</w:t>
-      </w:r>
-      <w:r>
-        <w:t xml:space="preserve"> 5G’s shorter radio frame duration (0.125 ms slot time versus 1 ms in LTE) reduces the fundamental waiting time. Practical mid-band sub-6 GHz 5G achieves 5–10 ms across the air interface.</w:t>
-      </w:r>
-    </w:p>
-    <w:p>
-      <w:pPr>
-        <w:pStyle w:val="BodyText"/>
-      </w:pPr>
-      <w:r>
-        <w:rPr>
-          <w:b/>
-          <w:bCs/>
-        </w:rPr>
-        <w:t>The architectural mechanism:</w:t>
-      </w:r>
-      <w:r>
-        <w:t xml:space="preserve"> </w:t>
-      </w:r>
-      <w:r>
-        <w:t>5G’s Control and User Plane Separation (CUPS) and Multi-access Edge Computing (MEC) allow traffic to break out of the carrier’s network locally — at the cell tower or a nearby edge node — rather than backhauling to a central core. This is particularly significant for federal field offices in locations where broadband ISP options are limited.</w:t>
+        <w:t>enforced</w:t>
+      </w:r>
+      <w:r>
+        <w:t xml:space="preserve"> access to it. Truth and enforcement lived in one box. Remember that; it is the seed of everything that follows.</w:t>
       </w:r>
     </w:p>
     <w:p>
       <w:pPr>
         <w:pStyle w:val="Heading1"/>
       </w:pPr>
-      <w:bookmarkStart w:id="16" w:name="X1d6bf0764d5dd00823317c255ee2bc814a3d92a"/>
-      <w:bookmarkStart w:id="17" w:name="_Toc233784224"/>
-      <w:bookmarkEnd w:id="10"/>
-      <w:bookmarkEnd w:id="14"/>
-      <w:r>
-        <w:t>6. What Application-Aware Networking Actually Means</w:t>
-      </w:r>
-      <w:bookmarkEnd w:id="17"/>
+      <w:bookmarkStart w:id="2" w:name="X18873164e95a4d6a646bc97ec64d4bf5115d173"/>
+      <w:bookmarkStart w:id="3" w:name="_Toc233786863"/>
+      <w:bookmarkEnd w:id="0"/>
+      <w:r>
+        <w:t>2. Act 1 — The Great Decentralization (Late 1980s–2000)</w:t>
+      </w:r>
+      <w:bookmarkEnd w:id="3"/>
     </w:p>
     <w:p>
       <w:pPr>
@@ -2754,16 +2282,16 @@
           <w:noProof/>
         </w:rPr>
         <w:drawing>
-          <wp:inline distT="0" distB="0" distL="0" distR="0" wp14:anchorId="298E0EC0" wp14:editId="49D8A0AF">
+          <wp:inline distT="0" distB="0" distL="0" distR="0" wp14:anchorId="5D0FC2DE" wp14:editId="40B3A1C7">
             <wp:extent cx="5334000" cy="2844800"/>
             <wp:effectExtent l="0" t="0" r="0" b="0"/>
-            <wp:docPr id="27" name="Picture" descr="Packet-Layer Network vs. Application-Aware Network"/>
+            <wp:docPr id="20" name="Picture" descr="Act 1 — The Great Decentralization: One Became Twelve"/>
             <wp:cNvGraphicFramePr/>
             <a:graphic xmlns:a="http://schemas.openxmlformats.org/drawingml/2006/main">
               <a:graphicData uri="http://schemas.openxmlformats.org/drawingml/2006/picture">
                 <pic:pic xmlns:pic="http://schemas.openxmlformats.org/drawingml/2006/picture">
                   <pic:nvPicPr>
-                    <pic:cNvPr id="28" name="Picture" descr="figs/mf-fig-03-packet-vs-aan.png"/>
+                    <pic:cNvPr id="21" name="Picture" descr="figs/mf-fig-08-decentralization.png"/>
                     <pic:cNvPicPr>
                       <a:picLocks noChangeAspect="1" noChangeArrowheads="1"/>
                     </pic:cNvPicPr>
@@ -2801,7 +2329,7 @@
         <w:pStyle w:val="ImageCaption"/>
       </w:pPr>
       <w:r>
-        <w:t>Packet-Layer Network vs. Application-Aware Network</w:t>
+        <w:t>Act 1 — The Great Decentralization: One Became Twelve</w:t>
       </w:r>
     </w:p>
     <w:p>
@@ -2809,10 +2337,23 @@
         <w:pStyle w:val="BodyText"/>
       </w:pPr>
       <w:r>
-        <w:t xml:space="preserve">The phrase “application-aware networking” </w:t>
-      </w:r>
-      <w:r>
-        <w:t>appears in policy documents and vendor briefings without ever being explained in plain terms. Here is the plain version.</w:t>
+        <w:t>By the late 1980s, the entire world was rejecting the mainframe model — not because mainframes stopped working, but because the economics broke and the technology changed.</w:t>
+      </w:r>
+    </w:p>
+    <w:p>
+      <w:pPr>
+        <w:pStyle w:val="BodyText"/>
+      </w:pPr>
+      <w:r>
+        <w:t>Minicomputers had already proven you didn’t need one godlike machine. Then PCs arrived. Networks got faster. The vision became irresistible: put a SQL Server in every region. Put applications in every office. Spread programming expertise to the edges. Let local teams build solutions for their local problems — because they understood those problems better than Washington ever could.</w:t>
+      </w:r>
+    </w:p>
+    <w:p>
+      <w:pPr>
+        <w:pStyle w:val="BodyText"/>
+      </w:pPr>
+      <w:r>
+        <w:t>For your agency, this was revolutionary. Twelve regional offices could each have their own database administrators, their own application developers, their own tools tailored to how their states and territories worked.</w:t>
       </w:r>
     </w:p>
     <w:p>
@@ -2824,85 +2365,33 @@
           <w:b/>
           <w:bCs/>
         </w:rPr>
-        <w:t>Your current network sees a packet.</w:t>
-      </w:r>
-      <w:r>
-        <w:t xml:space="preserve"> </w:t>
-      </w:r>
-      <w:r>
-        <w:t>Specifically, it sees: source IP address, destination IP address, source port, destination port, protocol. It has no idea who sent the packet, what application it belongs to, whether the user is who they claim to be, whether the device is managed and compliant, or whether the data being accessed is the data policy says they should access. It sees a packet. It checks a rule. It allows or denies.</w:t>
+        <w:t>But here is where the architecture broke.</w:t>
       </w:r>
     </w:p>
     <w:p>
       <w:pPr>
         <w:pStyle w:val="BodyText"/>
       </w:pPr>
+      <w:r>
+        <w:t>With the mainframe, there was one source of truth. One database. One version of the record. The moment you put SQL Servers in twelve regions, you lost that. Now California had its own database. Massachusetts had its own. New York had its own. And they didn’t always talk to each other — or they did, but inconsistently. Regional systems evolved their own schemas, their own business logic, their own definitions of what a “benefit” even meant.</w:t>
+      </w:r>
+    </w:p>
+    <w:p>
+      <w:pPr>
+        <w:pStyle w:val="BodyText"/>
+      </w:pPr>
+      <w:r>
+        <w:t xml:space="preserve">The vision of distributed intelligence was real and good. But it came at a cost: </w:t>
+      </w:r>
       <w:r>
         <w:rPr>
           <w:b/>
           <w:bCs/>
         </w:rPr>
-        <w:t>Application-aware networking sees a transaction.</w:t>
-      </w:r>
-      <w:r>
-        <w:t xml:space="preserve"> </w:t>
-      </w:r>
-      <w:r>
-        <w:t>Specifically, it sees: a specific employee, on a managed government laptop that passed compliance check this morning, running Microsoft Teams, requesting a SharePoint document classified as internal, from an office location that is consistent with their normal work pattern, at a time of day that is expected, to access a file that their role and organizational attributes authorize them to access. The network enforces policy against the full context of the transaction — not against a packet.</w:t>
-      </w:r>
-    </w:p>
-    <w:p>
-      <w:pPr>
-        <w:pStyle w:val="BlockText"/>
-      </w:pPr>
-      <w:r>
-        <w:rPr>
-          <w:b/>
-          <w:bCs/>
-        </w:rPr>
-        <w:t>The policy question that changes everything:</w:t>
-      </w:r>
-      <w:r>
-        <w:t xml:space="preserve"> Packet-level enforcement asks: </w:t>
-      </w:r>
-      <w:r>
-        <w:rPr>
-          <w:i/>
-          <w:iCs/>
-        </w:rPr>
-        <w:t>should this IP address be allowed to reach this port?</w:t>
-      </w:r>
-      <w:r>
-        <w:t xml:space="preserve"> Application-aware enforcement asks: </w:t>
-      </w:r>
-      <w:r>
-        <w:rPr>
-          <w:i/>
-          <w:iCs/>
-        </w:rPr>
-        <w:t>should this user, on this device, from this location, using this application, be allowed to access this specific data right now?</w:t>
-      </w:r>
-      <w:r>
-        <w:t xml:space="preserve"> The second question is the one that maps to your mission, your compliance requirements, and your program integrity mandate.</w:t>
-      </w:r>
-    </w:p>
-    <w:p>
-      <w:pPr>
-        <w:pStyle w:val="Heading2"/>
-      </w:pPr>
-      <w:bookmarkStart w:id="18" w:name="X5d2cc7b1841043b384155f0a81933706e9c6a6f"/>
-      <w:bookmarkStart w:id="19" w:name="_Toc233784225"/>
-      <w:r>
-        <w:t>6.1 What SD-WAN Overlay Does With New Transports</w:t>
-      </w:r>
-      <w:bookmarkEnd w:id="19"/>
-    </w:p>
-    <w:p>
-      <w:pPr>
-        <w:pStyle w:val="FirstParagraph"/>
-      </w:pPr>
-      <w:r>
-        <w:t>The overlay treats 5G and LEO satellite exactly the same way it treats MPLS and broadband DIA: as transports to probe continuously, measure precisely, and steer traffic across based on what is performing best for each application class at each moment.</w:t>
+        <w:t>distributed truth.</w:t>
+      </w:r>
+      <w:r>
+        <w:t xml:space="preserve"> And nobody replaced the single source of truth that the mainframe had given you.</w:t>
       </w:r>
     </w:p>
     <w:p>
@@ -2910,21 +2399,20 @@
         <w:pStyle w:val="BodyText"/>
       </w:pPr>
       <w:r>
-        <w:t>The agency does not need to decide in advance that Starlink is better than DIA for Teams calls. The overlay makes that determination empirically, in real time, and changes it when conditions change.</w:t>
+        <w:t>That became the original sin — the moment the architecture started to drift. The regional variations that seemed like flexibility in 1993 would calcify into incompatible silos by 2020.</w:t>
       </w:r>
     </w:p>
     <w:p>
       <w:pPr>
         <w:pStyle w:val="Heading1"/>
       </w:pPr>
-      <w:bookmarkStart w:id="20" w:name="sd-wan-active-active-multipath"/>
-      <w:bookmarkStart w:id="21" w:name="_Toc233784226"/>
-      <w:bookmarkEnd w:id="16"/>
-      <w:bookmarkEnd w:id="18"/>
-      <w:r>
-        <w:t>7. SD-WAN Active-Active Multipath</w:t>
-      </w:r>
-      <w:bookmarkEnd w:id="21"/>
+      <w:bookmarkStart w:id="4" w:name="Xa5d42bf2b30a1c47baea860d55f996e17aa8aa1"/>
+      <w:bookmarkStart w:id="5" w:name="_Toc233786864"/>
+      <w:bookmarkEnd w:id="2"/>
+      <w:r>
+        <w:t>3. Act 2 — When Security Ate the Architecture (2010–2020)</w:t>
+      </w:r>
+      <w:bookmarkEnd w:id="5"/>
     </w:p>
     <w:p>
       <w:pPr>
@@ -2935,16 +2423,16 @@
           <w:noProof/>
         </w:rPr>
         <w:drawing>
-          <wp:inline distT="0" distB="0" distL="0" distR="0" wp14:anchorId="1699379D" wp14:editId="0EF733F1">
+          <wp:inline distT="0" distB="0" distL="0" distR="0" wp14:anchorId="4652350C" wp14:editId="5AC9DA76">
             <wp:extent cx="5334000" cy="2844800"/>
             <wp:effectExtent l="0" t="0" r="0" b="0"/>
-            <wp:docPr id="32" name="Picture" descr="SD-WAN Active-Active Multipath: Four Transports, One Application View"/>
+            <wp:docPr id="24" name="Picture" descr="Act 2 — When Security Ate the Architecture: Stacked Defense Broke Sessions"/>
             <wp:cNvGraphicFramePr/>
             <a:graphic xmlns:a="http://schemas.openxmlformats.org/drawingml/2006/main">
               <a:graphicData uri="http://schemas.openxmlformats.org/drawingml/2006/picture">
                 <pic:pic xmlns:pic="http://schemas.openxmlformats.org/drawingml/2006/picture">
                   <pic:nvPicPr>
-                    <pic:cNvPr id="33" name="Picture" descr="figs/mf-fig-04-multipath.png"/>
+                    <pic:cNvPr id="25" name="Picture" descr="figs/mf-fig-09-security-stacking.png"/>
                     <pic:cNvPicPr>
                       <a:picLocks noChangeAspect="1" noChangeArrowheads="1"/>
                     </pic:cNvPicPr>
@@ -2982,6 +2470,819 @@
         <w:pStyle w:val="ImageCaption"/>
       </w:pPr>
       <w:r>
+        <w:t>Act 2 — When Security Ate the Architecture: Stacked Defense Broke Sessions</w:t>
+      </w:r>
+    </w:p>
+    <w:p>
+      <w:pPr>
+        <w:pStyle w:val="BodyText"/>
+      </w:pPr>
+      <w:r>
+        <w:t xml:space="preserve">Around 2010, your agency started consolidating compute. Simultaneously — and this is the critical inflection — </w:t>
+      </w:r>
+      <w:r>
+        <w:rPr>
+          <w:b/>
+          <w:bCs/>
+        </w:rPr>
+        <w:t>cybersecurity became a board-level imperative.</w:t>
+      </w:r>
+      <w:r>
+        <w:t xml:space="preserve"> Not just “have a firewall.” Defense-in-depth. Layered security. Multiple inspection points.</w:t>
+      </w:r>
+    </w:p>
+    <w:p>
+      <w:pPr>
+        <w:pStyle w:val="BodyText"/>
+      </w:pPr>
+      <w:r>
+        <w:rPr>
+          <w:b/>
+          <w:bCs/>
+        </w:rPr>
+        <w:t>But here is the problem:</w:t>
+      </w:r>
+      <w:r>
+        <w:t xml:space="preserve"> the tools chosen to enforce security were fundamentally incompatible with the session-based client-server model your entire infrastructure depended on.</w:t>
+      </w:r>
+    </w:p>
+    <w:p>
+      <w:pPr>
+        <w:pStyle w:val="BodyText"/>
+      </w:pPr>
+      <w:r>
+        <w:t xml:space="preserve">Load balancers became inline proxies. Intrusion detection systems were inserted into the traffic path. Multiple NAT sessions. Firewalls stacked on firewalls. Every packet from a field office to a regional data center had to traverse security devices designed to </w:t>
+      </w:r>
+      <w:r>
+        <w:rPr>
+          <w:i/>
+          <w:iCs/>
+        </w:rPr>
+        <w:t>break</w:t>
+      </w:r>
+      <w:r>
+        <w:t xml:space="preserve"> sessions — to inspect, decrypt, re-encrypt, verify, block.</w:t>
+      </w:r>
+    </w:p>
+    <w:p>
+      <w:pPr>
+        <w:pStyle w:val="BodyText"/>
+      </w:pPr>
+      <w:r>
+        <w:t>Active Directory Kerberos tickets have a lifespan. They are bound to a specific session. When a packet gets intercepted, decrypted, re-encrypted, and NATted three times, the session breaks. The Kerberos ticket becomes invalid. The application loses trust in where the request came from.</w:t>
+      </w:r>
+    </w:p>
+    <w:p>
+      <w:pPr>
+        <w:pStyle w:val="BlockText"/>
+      </w:pPr>
+      <w:r>
+        <w:rPr>
+          <w:b/>
+          <w:bCs/>
+        </w:rPr>
+        <w:t>The physics that cannot be negotiated:</w:t>
+      </w:r>
+      <w:r>
+        <w:t xml:space="preserve"> </w:t>
+      </w:r>
+      <w:r>
+        <w:t xml:space="preserve">Portland to Washington is approximately 4,500 km in a straight line. Actual fiber routing adds roughly 20%, bringing the real fiber distance to approximately 5,400 km. At 200,000 km/second — the speed of light through glass fiber — that distance sets an unavoidable propagation floor of 27 ms one-way, 54 ms round-trip minimum, before any queue delay, security inspection, or application processing. Active Directory authentication expects sub-5 ms round-trip to a domain controller. </w:t>
+      </w:r>
+      <w:r>
+        <w:rPr>
+          <w:b/>
+          <w:bCs/>
+        </w:rPr>
+        <w:t>No amount of bandwidth changes this. Bandwidth is volume. Latency is distance. You cannot buy your way out of geography.</w:t>
+      </w:r>
+    </w:p>
+    <w:p>
+      <w:pPr>
+        <w:pStyle w:val="Heading2"/>
+      </w:pPr>
+      <w:bookmarkStart w:id="6" w:name="X1d61b71b197144df5c1017d94a8b4db9bf91fc0"/>
+      <w:bookmarkStart w:id="7" w:name="_Toc233786865"/>
+      <w:r>
+        <w:t>3.1 Asymmetric Routing: The Second Session Killer</w:t>
+      </w:r>
+      <w:bookmarkEnd w:id="7"/>
+    </w:p>
+    <w:p>
+      <w:pPr>
+        <w:pStyle w:val="FirstParagraph"/>
+      </w:pPr>
+      <w:r>
+        <w:t xml:space="preserve">Latency kills sessions by exceeding protocol timeouts. A second mechanism, equally destructive and entirely independent of latency, operated simultaneously: </w:t>
+      </w:r>
+      <w:r>
+        <w:rPr>
+          <w:b/>
+          <w:bCs/>
+        </w:rPr>
+        <w:t>asymmetric routing.</w:t>
+      </w:r>
+    </w:p>
+    <w:p>
+      <w:pPr>
+        <w:pStyle w:val="BodyText"/>
+      </w:pPr>
+      <w:r>
+        <w:t>Asymmetric routing occurs when the outbound path of a session and the return path traverse different physical or logical routes through stateful network devices. A stateful firewall maintains a session table keyed on the five-tuple. When a SYN packet arrives, the device creates an entry expecting the SYN-ACK to return through it. When the SYN-ACK returns via a different path, that second device sees a SYN-ACK with no corresponding session entry — it drops it as unsolicited. The TCP three-way handshake never</w:t>
+      </w:r>
+      <w:r>
+        <w:t xml:space="preserve"> completes.</w:t>
+      </w:r>
+    </w:p>
+    <w:p>
+      <w:pPr>
+        <w:pStyle w:val="BlockText"/>
+      </w:pPr>
+      <w:r>
+        <w:rPr>
+          <w:b/>
+          <w:bCs/>
+        </w:rPr>
+        <w:t>Asymmetric routing vs. latency: independent killers that compound.</w:t>
+      </w:r>
+      <w:r>
+        <w:t xml:space="preserve"> Latency kills sessions by exceeding protocol timeouts. Asymmetric routing kills sessions by preventing TCP from completing its three-way handshake at all — even with perfect, sub-millisecond latency on both paths. In environments where both conditions exist simultaneously — the federal standard — they compound.</w:t>
+      </w:r>
+    </w:p>
+    <w:p>
+      <w:pPr>
+        <w:pStyle w:val="FirstParagraph"/>
+      </w:pPr>
+      <w:r>
+        <w:rPr>
+          <w:b/>
+          <w:bCs/>
+        </w:rPr>
+        <w:t>How SD-WAN overlay eliminates asymmetric routing:</w:t>
+      </w:r>
+      <w:r>
+        <w:t xml:space="preserve"> </w:t>
+      </w:r>
+      <w:r>
+        <w:t>The SD-WAN overlay tunnel is established between two edge devices as a single logical connection. Inside the tunnel, individual packets may physically traverse any available path. But at the application layer, both directions of every session enter and exit the same SD-WAN edge device. The stateful inspection happens at the tunnel endpoint, which sees both directions. Asymmetric physical routing below the tunnel is structurally removed.</w:t>
+      </w:r>
+    </w:p>
+    <w:p>
+      <w:pPr>
+        <w:pStyle w:val="Heading1"/>
+      </w:pPr>
+      <w:bookmarkStart w:id="8" w:name="act-3-the-breaking-point-20202026"/>
+      <w:bookmarkStart w:id="9" w:name="_Toc233786866"/>
+      <w:bookmarkEnd w:id="4"/>
+      <w:bookmarkEnd w:id="6"/>
+      <w:r>
+        <w:t>4. Act 3 — The Breaking Point (2020–2026)</w:t>
+      </w:r>
+      <w:bookmarkEnd w:id="9"/>
+    </w:p>
+    <w:p>
+      <w:pPr>
+        <w:pStyle w:val="CaptionedFigure"/>
+      </w:pPr>
+      <w:r>
+        <w:rPr>
+          <w:noProof/>
+        </w:rPr>
+        <w:drawing>
+          <wp:inline distT="0" distB="0" distL="0" distR="0" wp14:anchorId="0CCEB730" wp14:editId="71566980">
+            <wp:extent cx="5334000" cy="2844800"/>
+            <wp:effectExtent l="0" t="0" r="0" b="0"/>
+            <wp:docPr id="29" name="Picture" descr="Act 3 — Four Environments, No Single Identity: The Breaking Point"/>
+            <wp:cNvGraphicFramePr/>
+            <a:graphic xmlns:a="http://schemas.openxmlformats.org/drawingml/2006/main">
+              <a:graphicData uri="http://schemas.openxmlformats.org/drawingml/2006/picture">
+                <pic:pic xmlns:pic="http://schemas.openxmlformats.org/drawingml/2006/picture">
+                  <pic:nvPicPr>
+                    <pic:cNvPr id="30" name="Picture" descr="figs/mf-fig-11-four-environments.png"/>
+                    <pic:cNvPicPr>
+                      <a:picLocks noChangeAspect="1" noChangeArrowheads="1"/>
+                    </pic:cNvPicPr>
+                  </pic:nvPicPr>
+                  <pic:blipFill>
+                    <a:blip r:embed="rId10"/>
+                    <a:stretch>
+                      <a:fillRect/>
+                    </a:stretch>
+                  </pic:blipFill>
+                  <pic:spPr bwMode="auto">
+                    <a:xfrm>
+                      <a:off x="0" y="0"/>
+                      <a:ext cx="5334000" cy="2844800"/>
+                    </a:xfrm>
+                    <a:prstGeom prst="rect">
+                      <a:avLst/>
+                    </a:prstGeom>
+                    <a:noFill/>
+                    <a:ln w="9525">
+                      <a:noFill/>
+                      <a:headEnd/>
+                      <a:tailEnd/>
+                    </a:ln>
+                  </pic:spPr>
+                </pic:pic>
+              </a:graphicData>
+            </a:graphic>
+          </wp:inline>
+        </w:drawing>
+      </w:r>
+    </w:p>
+    <w:p>
+      <w:pPr>
+        <w:pStyle w:val="ImageCaption"/>
+      </w:pPr>
+      <w:r>
+        <w:t>Act 3 — Four Environments, No Single Identity: The Breaking Point</w:t>
+      </w:r>
+    </w:p>
+    <w:p>
+      <w:pPr>
+        <w:pStyle w:val="BodyText"/>
+      </w:pPr>
+      <w:r>
+        <w:t>Then M365 happened. Microsoft forced the issue. Your agency migrated to Microsoft 365 — Exchange Online, Teams, SharePoint. Suddenly your email and collaboration lived in Azure, managed by Microsoft, unreachable by your session-based authentication model.</w:t>
+      </w:r>
+    </w:p>
+    <w:p>
+      <w:pPr>
+        <w:pStyle w:val="BodyText"/>
+      </w:pPr>
+      <w:r>
+        <w:t xml:space="preserve">And here is the critical moment: the agency still had </w:t>
+      </w:r>
+      <w:r>
+        <w:rPr>
+          <w:b/>
+          <w:bCs/>
+        </w:rPr>
+        <w:t>twelve regional Active Directory domains.</w:t>
+      </w:r>
+      <w:r>
+        <w:t xml:space="preserve"> </w:t>
+      </w:r>
+      <w:r>
+        <w:t>Still had the OU tree structure designed for when compute lived regionally. Still had MPLS circuits connecting field offices to regional data centers that were increasingly just logical boundaries, not physical anchors.</w:t>
+      </w:r>
+    </w:p>
+    <w:p>
+      <w:pPr>
+        <w:pStyle w:val="BodyText"/>
+      </w:pPr>
+      <w:r>
+        <w:t>Now a field office in Portland authenticates to a regional DC physically in Washington. An application running on VMware queries a service in AWS. Email lives in Azure. The session-based contract — the assumption that client and server are talking synchronously over a trusted link — is fracturing across three environments and an upcoming fourth.</w:t>
+      </w:r>
+    </w:p>
+    <w:p>
+      <w:pPr>
+        <w:pStyle w:val="BlockText"/>
+      </w:pPr>
+      <w:r>
+        <w:rPr>
+          <w:b/>
+          <w:bCs/>
+        </w:rPr>
+        <w:t>The hard realization.</w:t>
+      </w:r>
+      <w:r>
+        <w:t xml:space="preserve"> </w:t>
+      </w:r>
+      <w:r>
+        <w:t xml:space="preserve">The bulk of mission compute still runs on VMware on-premises. Red Hat workloads are moving to AWS GovCloud. Email and collaboration are in Azure. OPM HRIT on Oracle OCI is the next boundary arriving. Identity is still in twelve regional AD domains designed for a world where all four of those environments were the same room. The infrastructure could </w:t>
+      </w:r>
+      <w:r>
+        <w:rPr>
+          <w:i/>
+          <w:iCs/>
+        </w:rPr>
+        <w:t>do</w:t>
+      </w:r>
+      <w:r>
+        <w:t xml:space="preserve"> things but could not </w:t>
+      </w:r>
+      <w:r>
+        <w:rPr>
+          <w:i/>
+          <w:iCs/>
+        </w:rPr>
+        <w:t>verify</w:t>
+      </w:r>
+      <w:r>
+        <w:t xml:space="preserve"> them across that boundary. With program integrity now a national imperative, that is no longer acceptable.</w:t>
+      </w:r>
+    </w:p>
+    <w:p>
+      <w:pPr>
+        <w:pStyle w:val="FirstParagraph"/>
+      </w:pPr>
+      <w:r>
+        <w:t xml:space="preserve">Meanwhile, the regional variations that started in Act 1 had calcified into institutional silos. California’s benefit calculation differed from Massachusetts’s. Regional databases had evolved incompatible schemas. And because single source of truth had never been restored, </w:t>
+      </w:r>
+      <w:r>
+        <w:rPr>
+          <w:b/>
+          <w:bCs/>
+        </w:rPr>
+        <w:t>nobody could see the discrepancies.</w:t>
+      </w:r>
+      <w:r>
+        <w:t xml:space="preserve"> </w:t>
+      </w:r>
+      <w:r>
+        <w:t>The fragmentation that made the system agile in 1995 had become the hiding place for systemic error — duplicate payments across states, records that should have been closed years ago, reconciliations nobody could complete.</w:t>
+      </w:r>
+    </w:p>
+    <w:p>
+      <w:pPr>
+        <w:pStyle w:val="Heading1"/>
+      </w:pPr>
+      <w:bookmarkStart w:id="10" w:name="X4b5505421db170a3086556578fd2300fc212abc"/>
+      <w:bookmarkStart w:id="11" w:name="_Toc233786867"/>
+      <w:bookmarkEnd w:id="8"/>
+      <w:r>
+        <w:t>5. The Physics Argument Decision Makers Have Not Heard</w:t>
+      </w:r>
+      <w:bookmarkEnd w:id="11"/>
+    </w:p>
+    <w:p>
+      <w:pPr>
+        <w:pStyle w:val="CaptionedFigure"/>
+      </w:pPr>
+      <w:r>
+        <w:rPr>
+          <w:noProof/>
+        </w:rPr>
+        <w:drawing>
+          <wp:inline distT="0" distB="0" distL="0" distR="0" wp14:anchorId="1B1A5521" wp14:editId="5C408FC1">
+            <wp:extent cx="5334000" cy="2755900"/>
+            <wp:effectExtent l="0" t="0" r="0" b="0"/>
+            <wp:docPr id="33" name="Picture" descr="Physics Floor: Fiber vs. LEO Satellite vs. 5G"/>
+            <wp:cNvGraphicFramePr/>
+            <a:graphic xmlns:a="http://schemas.openxmlformats.org/drawingml/2006/main">
+              <a:graphicData uri="http://schemas.openxmlformats.org/drawingml/2006/picture">
+                <pic:pic xmlns:pic="http://schemas.openxmlformats.org/drawingml/2006/picture">
+                  <pic:nvPicPr>
+                    <pic:cNvPr id="34" name="Picture" descr="figs/mf-fig-02-physics-floor.png"/>
+                    <pic:cNvPicPr>
+                      <a:picLocks noChangeAspect="1" noChangeArrowheads="1"/>
+                    </pic:cNvPicPr>
+                  </pic:nvPicPr>
+                  <pic:blipFill>
+                    <a:blip r:embed="rId11"/>
+                    <a:stretch>
+                      <a:fillRect/>
+                    </a:stretch>
+                  </pic:blipFill>
+                  <pic:spPr bwMode="auto">
+                    <a:xfrm>
+                      <a:off x="0" y="0"/>
+                      <a:ext cx="5334000" cy="2755900"/>
+                    </a:xfrm>
+                    <a:prstGeom prst="rect">
+                      <a:avLst/>
+                    </a:prstGeom>
+                    <a:noFill/>
+                    <a:ln w="9525">
+                      <a:noFill/>
+                      <a:headEnd/>
+                      <a:tailEnd/>
+                    </a:ln>
+                  </pic:spPr>
+                </pic:pic>
+              </a:graphicData>
+            </a:graphic>
+          </wp:inline>
+        </w:drawing>
+      </w:r>
+    </w:p>
+    <w:p>
+      <w:pPr>
+        <w:pStyle w:val="ImageCaption"/>
+      </w:pPr>
+      <w:r>
+        <w:t>Physics Floor: Fiber vs. LEO Satellite vs. 5G</w:t>
+      </w:r>
+    </w:p>
+    <w:p>
+      <w:pPr>
+        <w:pStyle w:val="BodyText"/>
+      </w:pPr>
+      <w:r>
+        <w:t xml:space="preserve">When a decision maker hears “the MPLS hairpin is causing latency problems,” the response is almost always: “add a Direct Internet Access circuit at the branch.” </w:t>
+      </w:r>
+      <w:r>
+        <w:t>DIA eliminates the geographic hairpin. That improvement is real.</w:t>
+      </w:r>
+    </w:p>
+    <w:p>
+      <w:pPr>
+        <w:pStyle w:val="BodyText"/>
+      </w:pPr>
+      <w:r>
+        <w:t xml:space="preserve">And then leadership will conclude that the network problem is solved. </w:t>
+      </w:r>
+      <w:r>
+        <w:rPr>
+          <w:b/>
+          <w:bCs/>
+        </w:rPr>
+        <w:t>It is not.</w:t>
+      </w:r>
+    </w:p>
+    <w:p>
+      <w:pPr>
+        <w:pStyle w:val="BodyText"/>
+      </w:pPr>
+      <w:r>
+        <w:t>DIA is a pipe. It is a better-positioned pipe than the MPLS circuit it supplements, but it is still a single, unintelligent pipe with no visibility into what is happening on it, no ability to respond when it degrades, and no way to know whether it is actually the best available path to your destination.</w:t>
+      </w:r>
+    </w:p>
+    <w:p>
+      <w:pPr>
+        <w:pStyle w:val="Heading2"/>
+      </w:pPr>
+      <w:bookmarkStart w:id="12" w:name="X9d7df7bedc6624b327225ae3c4e0228b4ada747"/>
+      <w:bookmarkStart w:id="13" w:name="_Toc233786868"/>
+      <w:r>
+        <w:t>5.1 Why Satellite Latency Is No Longer What You Remember</w:t>
+      </w:r>
+      <w:bookmarkEnd w:id="13"/>
+    </w:p>
+    <w:p>
+      <w:pPr>
+        <w:pStyle w:val="FirstParagraph"/>
+      </w:pPr>
+      <w:r>
+        <w:t>The satellite internet that federal IT professionals evaluated and rejected for decades was geostationary (GEO) — satellites parked at 35,786 km altitude. The physics are unforgiving: approximately 238 ms of one-way propagation delay. No enterprise application tolerates this gracefully. That ruling does not apply to LEO.</w:t>
+      </w:r>
+    </w:p>
+    <w:p>
+      <w:pPr>
+        <w:pStyle w:val="BodyText"/>
+      </w:pPr>
+      <w:r>
+        <w:t xml:space="preserve">Starlink and similar Low Earth Orbit constellations operate at approximately 550 km altitude. Current practical end-to-end latency: </w:t>
+      </w:r>
+      <w:r>
+        <w:rPr>
+          <w:b/>
+          <w:bCs/>
+        </w:rPr>
+        <w:t>20–40 ms and improving.</w:t>
+      </w:r>
+      <w:r>
+        <w:t xml:space="preserve"> </w:t>
+      </w:r>
+      <w:r>
+        <w:t>That places LEO satellite in the same competitive range as broadband DIA circuits.</w:t>
+      </w:r>
+    </w:p>
+    <w:p>
+      <w:pPr>
+        <w:pStyle w:val="BlockText"/>
+      </w:pPr>
+      <w:r>
+        <w:rPr>
+          <w:b/>
+          <w:bCs/>
+        </w:rPr>
+        <w:t>The vacuum advantage:</w:t>
+      </w:r>
+      <w:r>
+        <w:t xml:space="preserve"> Light travels through optical fiber at approximately 200,000 km/second — two-thirds the speed of light in vacuum, due to the refractive index of glass. Light travels through the vacuum of space at 299,792 km/second. For the same physical path length, a signal through space arrives </w:t>
+      </w:r>
+      <w:r>
+        <w:rPr>
+          <w:b/>
+          <w:bCs/>
+        </w:rPr>
+        <w:t>50% sooner</w:t>
+      </w:r>
+      <w:r>
+        <w:t xml:space="preserve"> than a signal through fiber. This is not a technology gap that better fiber will close. It is physics.</w:t>
+      </w:r>
+    </w:p>
+    <w:p>
+      <w:pPr>
+        <w:pStyle w:val="FirstParagraph"/>
+      </w:pPr>
+      <w:r>
+        <w:t xml:space="preserve">For the longest domestic paths — Pacific Northwest to mid-Atlantic — the terrestrial fiber route may traverse 4,000 km or more of physical cable. The LEO vacuum path traverses 550 km up, geometrically direct inter-satellite laser link hops through space, and 550 km down at propagation speed 50% higher than fiber. </w:t>
+      </w:r>
+      <w:r>
+        <w:rPr>
+          <w:b/>
+          <w:bCs/>
+        </w:rPr>
+        <w:t>Under the right conditions the satellite path is not a compromise — it is the physics-optimal path.</w:t>
+      </w:r>
+    </w:p>
+    <w:p>
+      <w:pPr>
+        <w:pStyle w:val="Heading2"/>
+      </w:pPr>
+      <w:bookmarkStart w:id="14" w:name="X43b2d4d43e261bb53e9a999c6a8467bea143c2c"/>
+      <w:bookmarkStart w:id="15" w:name="_Toc233786869"/>
+      <w:bookmarkEnd w:id="12"/>
+      <w:r>
+        <w:t>5.2 5G: Lower Latency Through Architecture, Not Just Physics</w:t>
+      </w:r>
+      <w:bookmarkEnd w:id="15"/>
+    </w:p>
+    <w:p>
+      <w:pPr>
+        <w:pStyle w:val="FirstParagraph"/>
+      </w:pPr>
+      <w:r>
+        <w:t>5G reduces latency through two distinct mechanisms:</w:t>
+      </w:r>
+    </w:p>
+    <w:p>
+      <w:pPr>
+        <w:pStyle w:val="BodyText"/>
+      </w:pPr>
+      <w:r>
+        <w:rPr>
+          <w:b/>
+          <w:bCs/>
+        </w:rPr>
+        <w:t>The radio mechanism:</w:t>
+      </w:r>
+      <w:r>
+        <w:t xml:space="preserve"> 5G’s shorter radio frame duration (0.125 ms slot time versus 1 ms in LTE) reduces the fundamental waiting time. Practical mid-band sub-6 GHz 5G achieves 5–10 ms across the air interface.</w:t>
+      </w:r>
+    </w:p>
+    <w:p>
+      <w:pPr>
+        <w:pStyle w:val="BodyText"/>
+      </w:pPr>
+      <w:r>
+        <w:rPr>
+          <w:b/>
+          <w:bCs/>
+        </w:rPr>
+        <w:t>The architectural mechanism:</w:t>
+      </w:r>
+      <w:r>
+        <w:t xml:space="preserve"> </w:t>
+      </w:r>
+      <w:r>
+        <w:t>5G’s Control and User Plane Separation (CUPS) and Multi-access Edge Computing (MEC) allow traffic to break out of the carrier’s network locally — at the cell tower or a nearby edge node — rather than backhauling to a central core. This is particularly significant for federal field offices in locations where broadband ISP options are limited.</w:t>
+      </w:r>
+    </w:p>
+    <w:p>
+      <w:pPr>
+        <w:pStyle w:val="Heading1"/>
+      </w:pPr>
+      <w:bookmarkStart w:id="16" w:name="X1d6bf0764d5dd00823317c255ee2bc814a3d92a"/>
+      <w:bookmarkStart w:id="17" w:name="_Toc233786870"/>
+      <w:bookmarkEnd w:id="10"/>
+      <w:bookmarkEnd w:id="14"/>
+      <w:r>
+        <w:t>6. What Application-Aware Networking Actually Means</w:t>
+      </w:r>
+      <w:bookmarkEnd w:id="17"/>
+    </w:p>
+    <w:p>
+      <w:pPr>
+        <w:pStyle w:val="CaptionedFigure"/>
+      </w:pPr>
+      <w:r>
+        <w:rPr>
+          <w:noProof/>
+        </w:rPr>
+        <w:drawing>
+          <wp:inline distT="0" distB="0" distL="0" distR="0" wp14:anchorId="33D7C4DE" wp14:editId="77A845BF">
+            <wp:extent cx="5334000" cy="2844800"/>
+            <wp:effectExtent l="0" t="0" r="0" b="0"/>
+            <wp:docPr id="39" name="Picture" descr="Packet-Layer Network vs. Application-Aware Network"/>
+            <wp:cNvGraphicFramePr/>
+            <a:graphic xmlns:a="http://schemas.openxmlformats.org/drawingml/2006/main">
+              <a:graphicData uri="http://schemas.openxmlformats.org/drawingml/2006/picture">
+                <pic:pic xmlns:pic="http://schemas.openxmlformats.org/drawingml/2006/picture">
+                  <pic:nvPicPr>
+                    <pic:cNvPr id="40" name="Picture" descr="figs/mf-fig-03-packet-vs-aan.png"/>
+                    <pic:cNvPicPr>
+                      <a:picLocks noChangeAspect="1" noChangeArrowheads="1"/>
+                    </pic:cNvPicPr>
+                  </pic:nvPicPr>
+                  <pic:blipFill>
+                    <a:blip r:embed="rId12"/>
+                    <a:stretch>
+                      <a:fillRect/>
+                    </a:stretch>
+                  </pic:blipFill>
+                  <pic:spPr bwMode="auto">
+                    <a:xfrm>
+                      <a:off x="0" y="0"/>
+                      <a:ext cx="5334000" cy="2844800"/>
+                    </a:xfrm>
+                    <a:prstGeom prst="rect">
+                      <a:avLst/>
+                    </a:prstGeom>
+                    <a:noFill/>
+                    <a:ln w="9525">
+                      <a:noFill/>
+                      <a:headEnd/>
+                      <a:tailEnd/>
+                    </a:ln>
+                  </pic:spPr>
+                </pic:pic>
+              </a:graphicData>
+            </a:graphic>
+          </wp:inline>
+        </w:drawing>
+      </w:r>
+    </w:p>
+    <w:p>
+      <w:pPr>
+        <w:pStyle w:val="ImageCaption"/>
+      </w:pPr>
+      <w:r>
+        <w:t>Packet-Layer Network vs. Application-Aware Network</w:t>
+      </w:r>
+    </w:p>
+    <w:p>
+      <w:pPr>
+        <w:pStyle w:val="BodyText"/>
+      </w:pPr>
+      <w:r>
+        <w:t xml:space="preserve">The phrase “application-aware networking” </w:t>
+      </w:r>
+      <w:r>
+        <w:t>appears in policy documents and vendor briefings without ever being explained in plain terms. Here is the plain version.</w:t>
+      </w:r>
+    </w:p>
+    <w:p>
+      <w:pPr>
+        <w:pStyle w:val="BodyText"/>
+      </w:pPr>
+      <w:r>
+        <w:rPr>
+          <w:b/>
+          <w:bCs/>
+        </w:rPr>
+        <w:t>Your current network sees a packet.</w:t>
+      </w:r>
+      <w:r>
+        <w:t xml:space="preserve"> </w:t>
+      </w:r>
+      <w:r>
+        <w:t>Specifically, it sees: source IP address, destination IP address, source port, destination port, protocol. It has no idea who sent the packet, what application it belongs to, whether the user is who they claim to be, whether the device is managed and compliant, or whether the data being accessed is the data policy says they should access. It sees a packet. It checks a rule. It allows or denies.</w:t>
+      </w:r>
+    </w:p>
+    <w:p>
+      <w:pPr>
+        <w:pStyle w:val="BodyText"/>
+      </w:pPr>
+      <w:r>
+        <w:rPr>
+          <w:b/>
+          <w:bCs/>
+        </w:rPr>
+        <w:t>Application-aware networking sees a transaction.</w:t>
+      </w:r>
+      <w:r>
+        <w:t xml:space="preserve"> </w:t>
+      </w:r>
+      <w:r>
+        <w:t>Specifically, it sees: a specific employee, on a managed government laptop that passed compliance check this morning, running Microsoft Teams, requesting a SharePoint document classified as internal, from an office location that is consistent with their normal work pattern, at a time of day that is expected, to access a file that their role and organizational attributes authorize them to access. The network enforces policy against the full context of the transaction — not against a packet.</w:t>
+      </w:r>
+    </w:p>
+    <w:p>
+      <w:pPr>
+        <w:pStyle w:val="BlockText"/>
+      </w:pPr>
+      <w:r>
+        <w:rPr>
+          <w:b/>
+          <w:bCs/>
+        </w:rPr>
+        <w:t>The policy question that changes everything:</w:t>
+      </w:r>
+      <w:r>
+        <w:t xml:space="preserve"> Packet-level enforcement asks: </w:t>
+      </w:r>
+      <w:r>
+        <w:rPr>
+          <w:i/>
+          <w:iCs/>
+        </w:rPr>
+        <w:t>should this IP address be allowed to reach this port?</w:t>
+      </w:r>
+      <w:r>
+        <w:t xml:space="preserve"> Application-aware enforcement asks: </w:t>
+      </w:r>
+      <w:r>
+        <w:rPr>
+          <w:i/>
+          <w:iCs/>
+        </w:rPr>
+        <w:t>should this user, on this device, from this location, using this application, be allowed to access this specific data right now?</w:t>
+      </w:r>
+      <w:r>
+        <w:t xml:space="preserve"> The second question is the one that maps to your mission, your compliance requirements, and your program integrity mandate.</w:t>
+      </w:r>
+    </w:p>
+    <w:p>
+      <w:pPr>
+        <w:pStyle w:val="Heading2"/>
+      </w:pPr>
+      <w:bookmarkStart w:id="18" w:name="X5d2cc7b1841043b384155f0a81933706e9c6a6f"/>
+      <w:bookmarkStart w:id="19" w:name="_Toc233786871"/>
+      <w:r>
+        <w:t>6.1 What SD-WAN Overlay Does With New Transports</w:t>
+      </w:r>
+      <w:bookmarkEnd w:id="19"/>
+    </w:p>
+    <w:p>
+      <w:pPr>
+        <w:pStyle w:val="FirstParagraph"/>
+      </w:pPr>
+      <w:r>
+        <w:t>The overlay treats 5G and LEO satellite exactly the same way it treats MPLS and broadband DIA: as transports to probe continuously, measure precisely, and steer traffic across based on what is performing best for each application class at each moment.</w:t>
+      </w:r>
+    </w:p>
+    <w:p>
+      <w:pPr>
+        <w:pStyle w:val="BodyText"/>
+      </w:pPr>
+      <w:r>
+        <w:t>The agency does not need to decide in advance that Starlink is better than DIA for Teams calls. The overlay makes that determination empirically, in real time, and changes it when conditions change.</w:t>
+      </w:r>
+    </w:p>
+    <w:p>
+      <w:pPr>
+        <w:pStyle w:val="Heading1"/>
+      </w:pPr>
+      <w:bookmarkStart w:id="20" w:name="sd-wan-active-active-multipath"/>
+      <w:bookmarkStart w:id="21" w:name="_Toc233786872"/>
+      <w:bookmarkEnd w:id="16"/>
+      <w:bookmarkEnd w:id="18"/>
+      <w:r>
+        <w:t>7. SD-WAN Active-Active Multipath</w:t>
+      </w:r>
+      <w:bookmarkEnd w:id="21"/>
+    </w:p>
+    <w:p>
+      <w:pPr>
+        <w:pStyle w:val="CaptionedFigure"/>
+      </w:pPr>
+      <w:r>
+        <w:rPr>
+          <w:noProof/>
+        </w:rPr>
+        <w:drawing>
+          <wp:inline distT="0" distB="0" distL="0" distR="0" wp14:anchorId="0D88AD12" wp14:editId="4F64489B">
+            <wp:extent cx="5334000" cy="2844800"/>
+            <wp:effectExtent l="0" t="0" r="0" b="0"/>
+            <wp:docPr id="44" name="Picture" descr="SD-WAN Active-Active Multipath: Four Transports, One Application View"/>
+            <wp:cNvGraphicFramePr/>
+            <a:graphic xmlns:a="http://schemas.openxmlformats.org/drawingml/2006/main">
+              <a:graphicData uri="http://schemas.openxmlformats.org/drawingml/2006/picture">
+                <pic:pic xmlns:pic="http://schemas.openxmlformats.org/drawingml/2006/picture">
+                  <pic:nvPicPr>
+                    <pic:cNvPr id="45" name="Picture" descr="figs/mf-fig-04-multipath.png"/>
+                    <pic:cNvPicPr>
+                      <a:picLocks noChangeAspect="1" noChangeArrowheads="1"/>
+                    </pic:cNvPicPr>
+                  </pic:nvPicPr>
+                  <pic:blipFill>
+                    <a:blip r:embed="rId13"/>
+                    <a:stretch>
+                      <a:fillRect/>
+                    </a:stretch>
+                  </pic:blipFill>
+                  <pic:spPr bwMode="auto">
+                    <a:xfrm>
+                      <a:off x="0" y="0"/>
+                      <a:ext cx="5334000" cy="2844800"/>
+                    </a:xfrm>
+                    <a:prstGeom prst="rect">
+                      <a:avLst/>
+                    </a:prstGeom>
+                    <a:noFill/>
+                    <a:ln w="9525">
+                      <a:noFill/>
+                      <a:headEnd/>
+                      <a:tailEnd/>
+                    </a:ln>
+                  </pic:spPr>
+                </pic:pic>
+              </a:graphicData>
+            </a:graphic>
+          </wp:inline>
+        </w:drawing>
+      </w:r>
+    </w:p>
+    <w:p>
+      <w:pPr>
+        <w:pStyle w:val="ImageCaption"/>
+      </w:pPr>
+      <w:r>
         <w:t>SD-WAN Active-Active Multipath: Four Transports, One Application View</w:t>
       </w:r>
     </w:p>
@@ -3028,7 +3329,7 @@
         <w:pStyle w:val="Heading2"/>
       </w:pPr>
       <w:bookmarkStart w:id="22" w:name="X375c3c0c7c01863ac87bd4c23489e5042dc6a37"/>
-      <w:bookmarkStart w:id="23" w:name="_Toc233784227"/>
+      <w:bookmarkStart w:id="23" w:name="_Toc233786873"/>
       <w:r>
         <w:t>7.1 Forward Error Correction: Recovering Toward the Physics Floor</w:t>
       </w:r>
@@ -3065,7 +3366,7 @@
         <w:pStyle w:val="Heading2"/>
       </w:pPr>
       <w:bookmarkStart w:id="24" w:name="X7c36cbc0947d3d1b8627c481d917135f952a498"/>
-      <w:bookmarkStart w:id="25" w:name="_Toc233784228"/>
+      <w:bookmarkStart w:id="25" w:name="_Toc233786874"/>
       <w:bookmarkEnd w:id="22"/>
       <w:r>
         <w:t>7.2 Active-Active vs. Active-Passive: The Failover That Is Not a Failover</w:t>
@@ -3117,6 +3418,65 @@
     </w:p>
     <w:p>
       <w:pPr>
+        <w:pStyle w:val="CaptionedFigure"/>
+      </w:pPr>
+      <w:r>
+        <w:rPr>
+          <w:noProof/>
+        </w:rPr>
+        <w:drawing>
+          <wp:inline distT="0" distB="0" distL="0" distR="0" wp14:anchorId="55423D92" wp14:editId="6940ED04">
+            <wp:extent cx="5334000" cy="2844800"/>
+            <wp:effectExtent l="0" t="0" r="0" b="0"/>
+            <wp:docPr id="48" name="Picture" descr="How Kerberos Breaks Under Modern Network Paths: Multi-Path Failover Versus Session-Bound Tickets"/>
+            <wp:cNvGraphicFramePr/>
+            <a:graphic xmlns:a="http://schemas.openxmlformats.org/drawingml/2006/main">
+              <a:graphicData uri="http://schemas.openxmlformats.org/drawingml/2006/picture">
+                <pic:pic xmlns:pic="http://schemas.openxmlformats.org/drawingml/2006/picture">
+                  <pic:nvPicPr>
+                    <pic:cNvPr id="49" name="Picture" descr="figs/mf-fig-10-kerberos-breaks.png"/>
+                    <pic:cNvPicPr>
+                      <a:picLocks noChangeAspect="1" noChangeArrowheads="1"/>
+                    </pic:cNvPicPr>
+                  </pic:nvPicPr>
+                  <pic:blipFill>
+                    <a:blip r:embed="rId14"/>
+                    <a:stretch>
+                      <a:fillRect/>
+                    </a:stretch>
+                  </pic:blipFill>
+                  <pic:spPr bwMode="auto">
+                    <a:xfrm>
+                      <a:off x="0" y="0"/>
+                      <a:ext cx="5334000" cy="2844800"/>
+                    </a:xfrm>
+                    <a:prstGeom prst="rect">
+                      <a:avLst/>
+                    </a:prstGeom>
+                    <a:noFill/>
+                    <a:ln w="9525">
+                      <a:noFill/>
+                      <a:headEnd/>
+                      <a:tailEnd/>
+                    </a:ln>
+                  </pic:spPr>
+                </pic:pic>
+              </a:graphicData>
+            </a:graphic>
+          </wp:inline>
+        </w:drawing>
+      </w:r>
+    </w:p>
+    <w:p>
+      <w:pPr>
+        <w:pStyle w:val="ImageCaption"/>
+      </w:pPr>
+      <w:r>
+        <w:t>How Kerberos Breaks Under Modern Network Paths: Multi-Path Failover Versus Session-Bound Tickets</w:t>
+      </w:r>
+    </w:p>
+    <w:p>
+      <w:pPr>
         <w:pStyle w:val="BlockText"/>
       </w:pPr>
       <w:r>
@@ -3138,7 +3498,7 @@
         <w:pStyle w:val="Heading2"/>
       </w:pPr>
       <w:bookmarkStart w:id="26" w:name="X8655c2a6f1cf7da74d2464aa955677d1198371a"/>
-      <w:bookmarkStart w:id="27" w:name="_Toc233784229"/>
+      <w:bookmarkStart w:id="27" w:name="_Toc233786875"/>
       <w:bookmarkEnd w:id="24"/>
       <w:r>
         <w:t>7.3 Why “DIA to M365 Will Solve It” Is Half the Answer</w:t>
@@ -4372,7 +4732,7 @@
         <w:pStyle w:val="Heading2"/>
       </w:pPr>
       <w:bookmarkStart w:id="28" w:name="Xc717aabd4ab02927b7deab34227116e9e7db38d"/>
-      <w:bookmarkStart w:id="29" w:name="_Toc233784230"/>
+      <w:bookmarkStart w:id="29" w:name="_Toc233786876"/>
       <w:bookmarkEnd w:id="26"/>
       <w:r>
         <w:t>7.4 What the Commercial World Figured Out — and When</w:t>
@@ -5371,7 +5731,7 @@
         <w:pStyle w:val="Heading1"/>
       </w:pPr>
       <w:bookmarkStart w:id="30" w:name="X50c43ddecf199ebf91917431a313350dc266772"/>
-      <w:bookmarkStart w:id="31" w:name="_Toc233784231"/>
+      <w:bookmarkStart w:id="31" w:name="_Toc233786877"/>
       <w:bookmarkEnd w:id="20"/>
       <w:bookmarkEnd w:id="28"/>
       <w:r>
@@ -6148,7 +6508,7 @@
         <w:pStyle w:val="Heading1"/>
       </w:pPr>
       <w:bookmarkStart w:id="32" w:name="X1a497c7ea6d83df250265fb5a83ec23fa2fa09e"/>
-      <w:bookmarkStart w:id="33" w:name="_Toc233784232"/>
+      <w:bookmarkStart w:id="33" w:name="_Toc233786878"/>
       <w:bookmarkEnd w:id="30"/>
       <w:r>
         <w:t>9. Act 4 — The Way Forward: Application-Aware Modernization</w:t>
@@ -6164,22 +6524,22 @@
           <w:noProof/>
         </w:rPr>
         <w:drawing>
-          <wp:inline distT="0" distB="0" distL="0" distR="0" wp14:anchorId="3C9056FA" wp14:editId="08659807">
+          <wp:inline distT="0" distB="0" distL="0" distR="0" wp14:anchorId="7AD1B0A1" wp14:editId="59720C32">
             <wp:extent cx="5334000" cy="2933700"/>
             <wp:effectExtent l="0" t="0" r="0" b="0"/>
-            <wp:docPr id="41" name="Picture" descr="The Four Principles of Application-Aware Modernization"/>
+            <wp:docPr id="56" name="Picture" descr="The Four Principles of Application-Aware Modernization"/>
             <wp:cNvGraphicFramePr/>
             <a:graphic xmlns:a="http://schemas.openxmlformats.org/drawingml/2006/main">
               <a:graphicData uri="http://schemas.openxmlformats.org/drawingml/2006/picture">
                 <pic:pic xmlns:pic="http://schemas.openxmlformats.org/drawingml/2006/picture">
                   <pic:nvPicPr>
-                    <pic:cNvPr id="42" name="Picture" descr="figs/mf-fig-05-four-principles.png"/>
+                    <pic:cNvPr id="57" name="Picture" descr="figs/mf-fig-05-four-principles.png"/>
                     <pic:cNvPicPr>
                       <a:picLocks noChangeAspect="1" noChangeArrowheads="1"/>
                     </pic:cNvPicPr>
                   </pic:nvPicPr>
                   <pic:blipFill>
-                    <a:blip r:embed="rId10"/>
+                    <a:blip r:embed="rId15"/>
                     <a:stretch>
                       <a:fillRect/>
                     </a:stretch>
@@ -6255,378 +6615,11 @@
         <w:pStyle w:val="Heading2"/>
       </w:pPr>
       <w:bookmarkStart w:id="34" w:name="Xbc698cae2942f33fdb0065bde2168bfe6efbd56"/>
-      <w:bookmarkStart w:id="35" w:name="_Toc233784233"/>
+      <w:bookmarkStart w:id="35" w:name="_Toc233786879"/>
       <w:r>
         <w:t>9.1 Principle 1 — Restore a Single Source of Truth</w:t>
       </w:r>
       <w:bookmarkEnd w:id="35"/>
-    </w:p>
-    <w:p>
-      <w:pPr>
-        <w:pStyle w:val="FirstParagraph"/>
-      </w:pPr>
-      <w:r>
-        <w:t xml:space="preserve">Every data type the federal government manages must have </w:t>
-      </w:r>
-      <w:r>
-        <w:rPr>
-          <w:b/>
-          <w:bCs/>
-        </w:rPr>
-        <w:t>one authoritative source.</w:t>
-      </w:r>
-      <w:r>
-        <w:t xml:space="preserve"> </w:t>
-      </w:r>
-      <w:r>
-        <w:t>Not twelve regional databases with eventual consistency. Not caches that drift. One source, cryptographically verifiable, auditable: you must know where every piece of data came from, who accessed it, when, and why.</w:t>
-      </w:r>
-    </w:p>
-    <w:p>
-      <w:pPr>
-        <w:pStyle w:val="BodyText"/>
-      </w:pPr>
-      <w:r>
-        <w:t xml:space="preserve">For your agency, that means collapsing the twelve regional silos into a unified model — not by erasing regional autonomy, but by making it </w:t>
-      </w:r>
-      <w:r>
-        <w:rPr>
-          <w:b/>
-          <w:bCs/>
-        </w:rPr>
-        <w:t>transparent.</w:t>
-      </w:r>
-      <w:r>
-        <w:t xml:space="preserve"> </w:t>
-      </w:r>
-      <w:r>
-        <w:t>If California’s benefit calculation differs from Massachusetts’s, that difference is documented, auditable, and traceable back to policy, not hidden in schema variation.</w:t>
-      </w:r>
-    </w:p>
-    <w:p>
-      <w:pPr>
-        <w:pStyle w:val="BodyText"/>
-      </w:pPr>
-      <w:r>
-        <w:t xml:space="preserve">The </w:t>
-      </w:r>
-      <w:r>
-        <w:rPr>
-          <w:b/>
-          <w:bCs/>
-        </w:rPr>
-        <w:t>Federal Identity, Credential, and Access Management (FICAM) Architecture</w:t>
-      </w:r>
-      <w:r>
-        <w:t xml:space="preserve"> and NIST SP 800-63 require that every governed object carry a complete, authoritative set of identity attributes derived from authoritative sources such as HR systems and device management platforms. The </w:t>
-      </w:r>
-      <w:r>
-        <w:rPr>
-          <w:b/>
-          <w:bCs/>
-        </w:rPr>
-        <w:t>Evidence Act (2018)</w:t>
-      </w:r>
-      <w:r>
-        <w:t xml:space="preserve"> and the </w:t>
-      </w:r>
-      <w:r>
-        <w:rPr>
-          <w:b/>
-          <w:bCs/>
-        </w:rPr>
-        <w:t>Federal Data Strategy</w:t>
-      </w:r>
-      <w:r>
-        <w:t xml:space="preserve"> </w:t>
-      </w:r>
-      <w:r>
-        <w:t>mandate that those attributes trace back to a single authoritative system of record for each data type, with a documented data lineage from source to decision.</w:t>
-      </w:r>
-    </w:p>
-    <w:p>
-      <w:pPr>
-        <w:pStyle w:val="Heading2"/>
-      </w:pPr>
-      <w:bookmarkStart w:id="36" w:name="Xdfa5d8d43cb38b7775800e99b3c0ea4c41bc9b7"/>
-      <w:bookmarkStart w:id="37" w:name="_Toc233784234"/>
-      <w:bookmarkEnd w:id="34"/>
-      <w:r>
-        <w:t>9.2 Principle 2 — Application-Aware Networking and Cybersecurity</w:t>
-      </w:r>
-      <w:bookmarkEnd w:id="37"/>
-    </w:p>
-    <w:p>
-      <w:pPr>
-        <w:pStyle w:val="FirstParagraph"/>
-      </w:pPr>
-      <w:r>
-        <w:t xml:space="preserve">You can’t enforce security at the network layer anymore. The network is the Internet now. The only way to know whether a transaction is legitimate is to understand what the application is doing: </w:t>
-      </w:r>
-      <w:r>
-        <w:rPr>
-          <w:i/>
-          <w:iCs/>
-        </w:rPr>
-        <w:t>Is this user authorized to access this data? Is the data being accessed the data policy says they should access? Is the request from a compliant device, from a location that makes sense?</w:t>
-      </w:r>
-    </w:p>
-    <w:p>
-      <w:pPr>
-        <w:pStyle w:val="BodyText"/>
-      </w:pPr>
-      <w:r>
-        <w:t xml:space="preserve">That is application-aware networking. </w:t>
-      </w:r>
-      <w:r>
-        <w:rPr>
-          <w:b/>
-          <w:bCs/>
-        </w:rPr>
-        <w:t>NIST SP 800-207’s</w:t>
-      </w:r>
-      <w:r>
-        <w:t xml:space="preserve"> seven zero trust tenets require exactly this: all communication secured regardless of network location; access determined per-session with least privilege; integrity and behavior monitored continuously. </w:t>
-      </w:r>
-      <w:r>
-        <w:rPr>
-          <w:b/>
-          <w:bCs/>
-        </w:rPr>
-        <w:t>OMB M-22-09</w:t>
-      </w:r>
-      <w:r>
-        <w:t xml:space="preserve"> </w:t>
-      </w:r>
-      <w:r>
-        <w:t xml:space="preserve">§4 requires agencies to implement network visibility and traffic inspection that operates at the application layer, not the IP/port layer. </w:t>
-      </w:r>
-      <w:r>
-        <w:rPr>
-          <w:b/>
-          <w:bCs/>
-        </w:rPr>
-        <w:t>TIC 3.0</w:t>
-      </w:r>
-      <w:r>
-        <w:t xml:space="preserve"> Use Cases E and F mandate application-layer visibility as a condition of compliant remote and branch connectivity.</w:t>
-      </w:r>
-    </w:p>
-    <w:p>
-      <w:pPr>
-        <w:pStyle w:val="BodyText"/>
-      </w:pPr>
-      <w:r>
-        <w:rPr>
-          <w:b/>
-          <w:bCs/>
-        </w:rPr>
-        <w:t>Application-Aware Networking framework alignment:</w:t>
-      </w:r>
-    </w:p>
-    <w:p>
-      <w:pPr>
-        <w:pStyle w:val="Compact"/>
-        <w:numPr>
-          <w:ilvl w:val="0"/>
-          <w:numId w:val="3"/>
-        </w:numPr>
-      </w:pPr>
-      <w:r>
-        <w:rPr>
-          <w:b/>
-          <w:bCs/>
-        </w:rPr>
-        <w:t>SD-WAN is AAN at the transport layer.</w:t>
-      </w:r>
-      <w:r>
-        <w:t xml:space="preserve"> </w:t>
-      </w:r>
-      <w:r>
-        <w:t>SD-WAN achieves application awareness through DPI or FQDN/signature-based identification, then applies per-application path selection dynamically based on real-time path quality measurement. SD-WAN alone does not enforce access control based on user identity or device posture. That requires SASE.</w:t>
-      </w:r>
-    </w:p>
-    <w:p>
-      <w:pPr>
-        <w:pStyle w:val="Compact"/>
-        <w:numPr>
-          <w:ilvl w:val="0"/>
-          <w:numId w:val="3"/>
-        </w:numPr>
-      </w:pPr>
-      <w:r>
-        <w:rPr>
-          <w:b/>
-          <w:bCs/>
-        </w:rPr>
-        <w:t>SASE is the delivery architecture that completes AAN.</w:t>
-      </w:r>
-      <w:r>
-        <w:t xml:space="preserve"> </w:t>
-      </w:r>
-      <w:r>
-        <w:t>SASE converges SD-WAN with cloud-delivered security services — CASB, FWaaS, ZTNA, SWG — at the network edge. It brings user identity (from the IdP via SAML/OIDC), device posture (from MDM/EDR), application identity (from DPI), and data classification (from CASB) into a single enforcement point distributed geographically near the user.</w:t>
-      </w:r>
-    </w:p>
-    <w:p>
-      <w:pPr>
-        <w:pStyle w:val="Compact"/>
-        <w:numPr>
-          <w:ilvl w:val="0"/>
-          <w:numId w:val="3"/>
-        </w:numPr>
-      </w:pPr>
-      <w:r>
-        <w:rPr>
-          <w:b/>
-          <w:bCs/>
-        </w:rPr>
-        <w:t>CISA ZTMM maps AAN to the Networks pillar maturity progression.</w:t>
-      </w:r>
-      <w:r>
-        <w:t xml:space="preserve"> </w:t>
-      </w:r>
-      <w:r>
-        <w:t>Traditional: all decisions at IP/port layer, no application visibility. Initial: basic application identification. Advanced: application-aware routing and enforcement — the FedRAMP ConMon standard posture. Optimal: fully dynamic, identity-driven, application-aware policy with continuous behavioral monitoring.</w:t>
-      </w:r>
-    </w:p>
-    <w:p>
-      <w:pPr>
-        <w:pStyle w:val="Heading2"/>
-      </w:pPr>
-      <w:bookmarkStart w:id="38" w:name="X2ee2d00d99ef33eb9ff54cc77a73ec551d5614f"/>
-      <w:bookmarkStart w:id="39" w:name="_Toc233784235"/>
-      <w:bookmarkEnd w:id="36"/>
-      <w:r>
-        <w:t>9.3 Principle 3 — Move From Session-Based to Token-Based Identity</w:t>
-      </w:r>
-      <w:bookmarkEnd w:id="39"/>
-    </w:p>
-    <w:p>
-      <w:pPr>
-        <w:pStyle w:val="FirstParagraph"/>
-      </w:pPr>
-      <w:r>
-        <w:t>Active Directory Kerberos assumes clients and servers are in the same room. Tokens assume they are strangers on the Internet.</w:t>
-      </w:r>
-    </w:p>
-    <w:p>
-      <w:pPr>
-        <w:pStyle w:val="BodyText"/>
-      </w:pPr>
-      <w:r>
-        <w:t xml:space="preserve">A token is a cryptographically signed assertion: </w:t>
-      </w:r>
-      <w:r>
-        <w:rPr>
-          <w:i/>
-          <w:iCs/>
-        </w:rPr>
-        <w:t>this user is who they claim to be; this device is compliant; this request is authorized; timestamp now; signature here.</w:t>
-      </w:r>
-      <w:r>
-        <w:t xml:space="preserve"> The server doesn’t need to trust the network or call back to a domain controller — it just verifies the signature.</w:t>
-      </w:r>
-    </w:p>
-    <w:p>
-      <w:pPr>
-        <w:pStyle w:val="BodyText"/>
-      </w:pPr>
-      <w:r>
-        <w:t xml:space="preserve">Entra ID, Conditional Access, and device-compliance policies are the token-based equivalents of what AD used to do. </w:t>
-      </w:r>
-      <w:r>
-        <w:rPr>
-          <w:b/>
-          <w:bCs/>
-        </w:rPr>
-        <w:t>BOD 25-01</w:t>
-      </w:r>
-      <w:r>
-        <w:t xml:space="preserve"> </w:t>
-      </w:r>
-      <w:r>
-        <w:t xml:space="preserve">mandates SCuBA secure configuration baselines for Microsoft 365 that require modern authentication throughout. </w:t>
-      </w:r>
-      <w:r>
-        <w:rPr>
-          <w:b/>
-          <w:bCs/>
-        </w:rPr>
-        <w:t>OMB M-22-09</w:t>
-      </w:r>
-      <w:r>
-        <w:t xml:space="preserve"> requires phishing-resistant MFA government-wide. The </w:t>
-      </w:r>
-      <w:r>
-        <w:rPr>
-          <w:b/>
-          <w:bCs/>
-        </w:rPr>
-        <w:t>CISA Zero Trust Maturity Model v2.0</w:t>
-      </w:r>
-      <w:r>
-        <w:t xml:space="preserve"> Identity pillar at Advanced and Optimal levels requires Certificate-Based Authentication (CBA) as the primary mechanism. NTLM has no zero-trust story: every NTLM event is opaque to telemetry, invisible to audit logs, and must be eliminated.</w:t>
-      </w:r>
-    </w:p>
-    <w:p>
-      <w:pPr>
-        <w:pStyle w:val="BlockText"/>
-      </w:pPr>
-      <w:r>
-        <w:rPr>
-          <w:b/>
-          <w:bCs/>
-        </w:rPr>
-        <w:t>Tokens only work if the authoritative identity model is correct.</w:t>
-      </w:r>
-      <w:r>
-        <w:t xml:space="preserve"> If you don’t know what a user is actually authorized to do — if that is still encoded in twelve regional OU trees with no authoritative HR-derived source — tokens won’t save you. You will just be signing broken authorizations very efficiently. </w:t>
-      </w:r>
-      <w:r>
-        <w:rPr>
-          <w:b/>
-          <w:bCs/>
-        </w:rPr>
-        <w:t xml:space="preserve">That is why Principle 3 depends on Principle 1: the token must assert an authorization that is </w:t>
-      </w:r>
-      <w:r>
-        <w:rPr>
-          <w:b/>
-          <w:bCs/>
-          <w:i/>
-          <w:iCs/>
-        </w:rPr>
-        <w:t>true</w:t>
-      </w:r>
-      <w:r>
-        <w:rPr>
-          <w:b/>
-          <w:bCs/>
-        </w:rPr>
-        <w:t xml:space="preserve"> rather than merely </w:t>
-      </w:r>
-      <w:r>
-        <w:rPr>
-          <w:b/>
-          <w:bCs/>
-          <w:i/>
-          <w:iCs/>
-        </w:rPr>
-        <w:t>well-formed.</w:t>
-      </w:r>
-    </w:p>
-    <w:p>
-      <w:pPr>
-        <w:pStyle w:val="Heading2"/>
-      </w:pPr>
-      <w:bookmarkStart w:id="40" w:name="X83e0d573bebbfeb4b5a4df8ed0603d864d64519"/>
-      <w:bookmarkStart w:id="41" w:name="_Toc233784236"/>
-      <w:bookmarkEnd w:id="38"/>
-      <w:r>
-        <w:t>9.4 Principle 4 — Govern Actively: The Control Plane Over the Data Plane</w:t>
-      </w:r>
-      <w:bookmarkEnd w:id="41"/>
     </w:p>
     <w:p>
       <w:pPr>
@@ -6637,22 +6630,22 @@
           <w:noProof/>
         </w:rPr>
         <w:drawing>
-          <wp:inline distT="0" distB="0" distL="0" distR="0" wp14:anchorId="3C860AE7" wp14:editId="7D5D08E5">
+          <wp:inline distT="0" distB="0" distL="0" distR="0" wp14:anchorId="074AAFD0" wp14:editId="57476347">
             <wp:extent cx="5334000" cy="2844800"/>
             <wp:effectExtent l="0" t="0" r="0" b="0"/>
-            <wp:docPr id="47" name="Picture" descr="Active Governance: Control Plane and Actuation Ladder"/>
+            <wp:docPr id="59" name="Picture" descr="Principle 1 — SSOT Restoration: Collapsing Twelve Regional Silos Into One Authoritative Model"/>
             <wp:cNvGraphicFramePr/>
             <a:graphic xmlns:a="http://schemas.openxmlformats.org/drawingml/2006/main">
               <a:graphicData uri="http://schemas.openxmlformats.org/drawingml/2006/picture">
                 <pic:pic xmlns:pic="http://schemas.openxmlformats.org/drawingml/2006/picture">
                   <pic:nvPicPr>
-                    <pic:cNvPr id="48" name="Picture" descr="figs/mf-fig-06-active-governance.png"/>
+                    <pic:cNvPr id="60" name="Picture" descr="figs/mf-fig-14-ssot-restoration.png"/>
                     <pic:cNvPicPr>
                       <a:picLocks noChangeAspect="1" noChangeArrowheads="1"/>
                     </pic:cNvPicPr>
                   </pic:nvPicPr>
                   <pic:blipFill>
-                    <a:blip r:embed="rId11"/>
+                    <a:blip r:embed="rId16"/>
                     <a:stretch>
                       <a:fillRect/>
                     </a:stretch>
@@ -6684,6 +6677,1373 @@
         <w:pStyle w:val="ImageCaption"/>
       </w:pPr>
       <w:r>
+        <w:t>Principle 1 — SSOT Restoration: Collapsing Twelve Regional Silos Into One Authoritative Model</w:t>
+      </w:r>
+    </w:p>
+    <w:p>
+      <w:pPr>
+        <w:pStyle w:val="BodyText"/>
+      </w:pPr>
+      <w:r>
+        <w:t xml:space="preserve">Every data type the federal government manages must have </w:t>
+      </w:r>
+      <w:r>
+        <w:rPr>
+          <w:b/>
+          <w:bCs/>
+        </w:rPr>
+        <w:t>one authoritative source.</w:t>
+      </w:r>
+      <w:r>
+        <w:t xml:space="preserve"> </w:t>
+      </w:r>
+      <w:r>
+        <w:t>Not twelve regional databases with eventual consistency. Not caches that drift. One source, cryptographically verifiable, auditable: you must know where every piece of data came from, who accessed it, when, and why.</w:t>
+      </w:r>
+    </w:p>
+    <w:p>
+      <w:pPr>
+        <w:pStyle w:val="BodyText"/>
+      </w:pPr>
+      <w:r>
+        <w:t xml:space="preserve">For your agency, that means collapsing the twelve regional silos into a unified model — not by erasing regional autonomy, but by making it </w:t>
+      </w:r>
+      <w:r>
+        <w:rPr>
+          <w:b/>
+          <w:bCs/>
+        </w:rPr>
+        <w:t>transparent.</w:t>
+      </w:r>
+      <w:r>
+        <w:t xml:space="preserve"> </w:t>
+      </w:r>
+      <w:r>
+        <w:t>If California’s benefit calculation differs from Massachusetts’s, that difference is documented, auditable, and traceable back to policy, not hidden in schema variation.</w:t>
+      </w:r>
+    </w:p>
+    <w:p>
+      <w:pPr>
+        <w:pStyle w:val="BodyText"/>
+      </w:pPr>
+      <w:r>
+        <w:t xml:space="preserve">The </w:t>
+      </w:r>
+      <w:r>
+        <w:rPr>
+          <w:b/>
+          <w:bCs/>
+        </w:rPr>
+        <w:t>Federal Identity, Credential, and Access Management (FICAM) Architecture</w:t>
+      </w:r>
+      <w:r>
+        <w:t xml:space="preserve"> and NIST SP 800-63 require that every governed object carry a complete, authoritative set of identity attributes derived from authoritative sources such as HR systems and device management platforms. The </w:t>
+      </w:r>
+      <w:r>
+        <w:rPr>
+          <w:b/>
+          <w:bCs/>
+        </w:rPr>
+        <w:t>Evidence Act (2018)</w:t>
+      </w:r>
+      <w:r>
+        <w:t xml:space="preserve"> and the </w:t>
+      </w:r>
+      <w:r>
+        <w:rPr>
+          <w:b/>
+          <w:bCs/>
+        </w:rPr>
+        <w:t>Federal Data Strategy</w:t>
+      </w:r>
+      <w:r>
+        <w:t xml:space="preserve"> </w:t>
+      </w:r>
+      <w:r>
+        <w:t>mandate that those attributes trace back to a single authoritative system of record for each data type, with a documented data lineage from source to decision.</w:t>
+      </w:r>
+    </w:p>
+    <w:p>
+      <w:pPr>
+        <w:pStyle w:val="Heading2"/>
+      </w:pPr>
+      <w:bookmarkStart w:id="36" w:name="Xdfa5d8d43cb38b7775800e99b3c0ea4c41bc9b7"/>
+      <w:bookmarkStart w:id="37" w:name="_Toc233786880"/>
+      <w:bookmarkEnd w:id="34"/>
+      <w:r>
+        <w:t>9.2 Principle 2 — Application-Aware Networking and Cybersecurity</w:t>
+      </w:r>
+      <w:bookmarkEnd w:id="37"/>
+    </w:p>
+    <w:p>
+      <w:pPr>
+        <w:pStyle w:val="FirstParagraph"/>
+      </w:pPr>
+      <w:r>
+        <w:t xml:space="preserve">You can’t enforce security at the network layer anymore. The network is the Internet now. The only way to know whether a transaction is legitimate is to understand what the application is doing: </w:t>
+      </w:r>
+      <w:r>
+        <w:rPr>
+          <w:i/>
+          <w:iCs/>
+        </w:rPr>
+        <w:t>Is this user authorized to access this data? Is the data being accessed the data policy says they should access? Is the request from a compliant device, from a location that makes sense?</w:t>
+      </w:r>
+    </w:p>
+    <w:p>
+      <w:pPr>
+        <w:pStyle w:val="BodyText"/>
+      </w:pPr>
+      <w:r>
+        <w:t xml:space="preserve">That is application-aware networking. </w:t>
+      </w:r>
+      <w:r>
+        <w:rPr>
+          <w:b/>
+          <w:bCs/>
+        </w:rPr>
+        <w:t>NIST SP 800-207’s</w:t>
+      </w:r>
+      <w:r>
+        <w:t xml:space="preserve"> seven zero trust tenets require exactly this: all communication secured regardless of network location; access determined per-session with least privilege; integrity and behavior monitored continuously. </w:t>
+      </w:r>
+      <w:r>
+        <w:rPr>
+          <w:b/>
+          <w:bCs/>
+        </w:rPr>
+        <w:t>OMB M-22-09</w:t>
+      </w:r>
+      <w:r>
+        <w:t xml:space="preserve"> </w:t>
+      </w:r>
+      <w:r>
+        <w:t xml:space="preserve">§4 requires agencies to implement network visibility and traffic inspection that operates at the application layer, not the IP/port layer. </w:t>
+      </w:r>
+      <w:r>
+        <w:rPr>
+          <w:b/>
+          <w:bCs/>
+        </w:rPr>
+        <w:t>TIC 3.0</w:t>
+      </w:r>
+      <w:r>
+        <w:t xml:space="preserve"> Use Cases E and F mandate application-layer visibility as a condition of compliant remote and branch connectivity.</w:t>
+      </w:r>
+    </w:p>
+    <w:p>
+      <w:pPr>
+        <w:pStyle w:val="BodyText"/>
+      </w:pPr>
+      <w:r>
+        <w:rPr>
+          <w:b/>
+          <w:bCs/>
+        </w:rPr>
+        <w:t>Application-Aware Networking framework alignment:</w:t>
+      </w:r>
+    </w:p>
+    <w:p>
+      <w:pPr>
+        <w:pStyle w:val="Compact"/>
+        <w:numPr>
+          <w:ilvl w:val="0"/>
+          <w:numId w:val="3"/>
+        </w:numPr>
+      </w:pPr>
+      <w:r>
+        <w:rPr>
+          <w:b/>
+          <w:bCs/>
+        </w:rPr>
+        <w:t>SD-WAN is AAN at the transport layer.</w:t>
+      </w:r>
+      <w:r>
+        <w:t xml:space="preserve"> </w:t>
+      </w:r>
+      <w:r>
+        <w:t>SD-WAN achieves application awareness through DPI or FQDN/signature-based identification, then applies per-application path selection dynamically based on real-time path quality measurement. SD-WAN alone does not enforce access control based on user identity or device posture. That requires SASE.</w:t>
+      </w:r>
+    </w:p>
+    <w:p>
+      <w:pPr>
+        <w:pStyle w:val="Compact"/>
+        <w:numPr>
+          <w:ilvl w:val="0"/>
+          <w:numId w:val="3"/>
+        </w:numPr>
+      </w:pPr>
+      <w:r>
+        <w:rPr>
+          <w:b/>
+          <w:bCs/>
+        </w:rPr>
+        <w:t>SASE is the delivery architecture that completes AAN.</w:t>
+      </w:r>
+      <w:r>
+        <w:t xml:space="preserve"> </w:t>
+      </w:r>
+      <w:r>
+        <w:t>SASE converges SD-WAN with cloud-delivered security services — CASB, FWaaS, ZTNA, SWG — at the network edge. It brings user identity (from the IdP via SAML/OIDC), device posture (from MDM/EDR), application identity (from DPI), and data classification (from CASB) into a single enforcement point distributed geographically near the user.</w:t>
+      </w:r>
+    </w:p>
+    <w:p>
+      <w:pPr>
+        <w:pStyle w:val="Compact"/>
+        <w:numPr>
+          <w:ilvl w:val="0"/>
+          <w:numId w:val="3"/>
+        </w:numPr>
+      </w:pPr>
+      <w:r>
+        <w:rPr>
+          <w:b/>
+          <w:bCs/>
+        </w:rPr>
+        <w:t>CISA ZTMM maps AAN to the Networks pillar maturity progression.</w:t>
+      </w:r>
+      <w:r>
+        <w:t xml:space="preserve"> </w:t>
+      </w:r>
+      <w:r>
+        <w:t>Traditional: all decisions at IP/port layer, no application visibility. Initial: basic application identification. Advanced: application-aware routing and enforcement — the FedRAMP ConMon standard posture. Optimal: fully dynamic, identity-driven, application-aware policy with continuous behavioral monitoring.</w:t>
+      </w:r>
+    </w:p>
+    <w:p>
+      <w:pPr>
+        <w:pStyle w:val="Heading2"/>
+      </w:pPr>
+      <w:bookmarkStart w:id="38" w:name="X2ee2d00d99ef33eb9ff54cc77a73ec551d5614f"/>
+      <w:bookmarkStart w:id="39" w:name="_Toc233786881"/>
+      <w:bookmarkEnd w:id="36"/>
+      <w:r>
+        <w:t>9.3 Principle 3 — Move From Session-Based to Token-Based Identity</w:t>
+      </w:r>
+      <w:bookmarkEnd w:id="39"/>
+    </w:p>
+    <w:p>
+      <w:pPr>
+        <w:pStyle w:val="CaptionedFigure"/>
+      </w:pPr>
+      <w:r>
+        <w:rPr>
+          <w:noProof/>
+        </w:rPr>
+        <w:drawing>
+          <wp:inline distT="0" distB="0" distL="0" distR="0" wp14:anchorId="68B874C8" wp14:editId="0764FC45">
+            <wp:extent cx="5334000" cy="2844800"/>
+            <wp:effectExtent l="0" t="0" r="0" b="0"/>
+            <wp:docPr id="64" name="Picture" descr="Principle 3 — Token vs Session: How Modern Identity Works Across Networks"/>
+            <wp:cNvGraphicFramePr/>
+            <a:graphic xmlns:a="http://schemas.openxmlformats.org/drawingml/2006/main">
+              <a:graphicData uri="http://schemas.openxmlformats.org/drawingml/2006/picture">
+                <pic:pic xmlns:pic="http://schemas.openxmlformats.org/drawingml/2006/picture">
+                  <pic:nvPicPr>
+                    <pic:cNvPr id="65" name="Picture" descr="figs/mf-fig-12-token-vs-session.png"/>
+                    <pic:cNvPicPr>
+                      <a:picLocks noChangeAspect="1" noChangeArrowheads="1"/>
+                    </pic:cNvPicPr>
+                  </pic:nvPicPr>
+                  <pic:blipFill>
+                    <a:blip r:embed="rId17"/>
+                    <a:stretch>
+                      <a:fillRect/>
+                    </a:stretch>
+                  </pic:blipFill>
+                  <pic:spPr bwMode="auto">
+                    <a:xfrm>
+                      <a:off x="0" y="0"/>
+                      <a:ext cx="5334000" cy="2844800"/>
+                    </a:xfrm>
+                    <a:prstGeom prst="rect">
+                      <a:avLst/>
+                    </a:prstGeom>
+                    <a:noFill/>
+                    <a:ln w="9525">
+                      <a:noFill/>
+                      <a:headEnd/>
+                      <a:tailEnd/>
+                    </a:ln>
+                  </pic:spPr>
+                </pic:pic>
+              </a:graphicData>
+            </a:graphic>
+          </wp:inline>
+        </w:drawing>
+      </w:r>
+    </w:p>
+    <w:p>
+      <w:pPr>
+        <w:pStyle w:val="ImageCaption"/>
+      </w:pPr>
+      <w:r>
+        <w:t>Principle 3 — Token vs Session: How Modern Identity Works Across Networks</w:t>
+      </w:r>
+    </w:p>
+    <w:p>
+      <w:pPr>
+        <w:pStyle w:val="BodyText"/>
+      </w:pPr>
+      <w:r>
+        <w:t>Active Directory Kerberos assumes clients and servers are in the same room. Tokens assume they are strangers on the Internet.</w:t>
+      </w:r>
+    </w:p>
+    <w:p>
+      <w:pPr>
+        <w:pStyle w:val="BodyText"/>
+      </w:pPr>
+      <w:r>
+        <w:t xml:space="preserve">A token is a cryptographically signed assertion: </w:t>
+      </w:r>
+      <w:r>
+        <w:rPr>
+          <w:i/>
+          <w:iCs/>
+        </w:rPr>
+        <w:t>this user is who they claim to be; this device is compliant; this request is authorized; timestamp now; signature here.</w:t>
+      </w:r>
+      <w:r>
+        <w:t xml:space="preserve"> The server doesn’t need to trust the network or call back to a domain controller — it just verifies the signature.</w:t>
+      </w:r>
+    </w:p>
+    <w:p>
+      <w:pPr>
+        <w:pStyle w:val="BodyText"/>
+      </w:pPr>
+      <w:r>
+        <w:t xml:space="preserve">Entra ID, Conditional Access, and device-compliance policies are the token-based equivalents of what AD used to do. </w:t>
+      </w:r>
+      <w:r>
+        <w:rPr>
+          <w:b/>
+          <w:bCs/>
+        </w:rPr>
+        <w:t>BOD 25-01</w:t>
+      </w:r>
+      <w:r>
+        <w:t xml:space="preserve"> mandates SCuBA secure configuration baselines for Microsoft 365 that require modern authentication throughout. </w:t>
+      </w:r>
+      <w:r>
+        <w:rPr>
+          <w:b/>
+          <w:bCs/>
+        </w:rPr>
+        <w:t>OMB M-22-09</w:t>
+      </w:r>
+      <w:r>
+        <w:t xml:space="preserve"> requires phishing-resistant MFA government-wide. The </w:t>
+      </w:r>
+      <w:r>
+        <w:rPr>
+          <w:b/>
+          <w:bCs/>
+        </w:rPr>
+        <w:t>CISA Zero Trust Maturity Model v2.0</w:t>
+      </w:r>
+      <w:r>
+        <w:t xml:space="preserve"> </w:t>
+      </w:r>
+      <w:r>
+        <w:t>Identity pillar at Advanced and Optimal levels requires Certificate-Based Authentication (CBA) as the primary mechanism. NTLM has no zero-trust story: every NTLM event is opaque to telemetry, invisible to audit logs, and must be eliminated.</w:t>
+      </w:r>
+    </w:p>
+    <w:p>
+      <w:pPr>
+        <w:pStyle w:val="BlockText"/>
+      </w:pPr>
+      <w:r>
+        <w:rPr>
+          <w:b/>
+          <w:bCs/>
+        </w:rPr>
+        <w:t>Tokens only work if the authoritative identity model is correct.</w:t>
+      </w:r>
+      <w:r>
+        <w:t xml:space="preserve"> </w:t>
+      </w:r>
+      <w:r>
+        <w:t xml:space="preserve">If you don’t know what a user is actually authorized to do — if that is still encoded in twelve regional OU trees with no authoritative HR-derived source — tokens won’t save you. You will just be signing broken authorizations very efficiently. </w:t>
+      </w:r>
+      <w:r>
+        <w:rPr>
+          <w:b/>
+          <w:bCs/>
+        </w:rPr>
+        <w:t xml:space="preserve">That is why Principle 3 depends on Principle 1: the token must assert an authorization that is </w:t>
+      </w:r>
+      <w:r>
+        <w:rPr>
+          <w:b/>
+          <w:bCs/>
+          <w:i/>
+          <w:iCs/>
+        </w:rPr>
+        <w:t>true</w:t>
+      </w:r>
+      <w:r>
+        <w:rPr>
+          <w:b/>
+          <w:bCs/>
+        </w:rPr>
+        <w:t xml:space="preserve"> rather than merely </w:t>
+      </w:r>
+      <w:r>
+        <w:rPr>
+          <w:b/>
+          <w:bCs/>
+          <w:i/>
+          <w:iCs/>
+        </w:rPr>
+        <w:t>well-formed.</w:t>
+      </w:r>
+    </w:p>
+    <w:p>
+      <w:pPr>
+        <w:pStyle w:val="CaptionedFigure"/>
+      </w:pPr>
+      <w:r>
+        <w:rPr>
+          <w:noProof/>
+        </w:rPr>
+        <w:drawing>
+          <wp:inline distT="0" distB="0" distL="0" distR="0" wp14:anchorId="482E8DDA" wp14:editId="3D04B32C">
+            <wp:extent cx="5334000" cy="2726266"/>
+            <wp:effectExtent l="0" t="0" r="0" b="0"/>
+            <wp:docPr id="67" name="Picture" descr="FedRAMP 20x — From Periodic Assessment to Continuous Machine-Readable Evidence"/>
+            <wp:cNvGraphicFramePr/>
+            <a:graphic xmlns:a="http://schemas.openxmlformats.org/drawingml/2006/main">
+              <a:graphicData uri="http://schemas.openxmlformats.org/drawingml/2006/picture">
+                <pic:pic xmlns:pic="http://schemas.openxmlformats.org/drawingml/2006/picture">
+                  <pic:nvPicPr>
+                    <pic:cNvPr id="68" name="Picture" descr="figs/mf-fig-13-fedramp-20x-mainframe.png"/>
+                    <pic:cNvPicPr>
+                      <a:picLocks noChangeAspect="1" noChangeArrowheads="1"/>
+                    </pic:cNvPicPr>
+                  </pic:nvPicPr>
+                  <pic:blipFill>
+                    <a:blip r:embed="rId18"/>
+                    <a:stretch>
+                      <a:fillRect/>
+                    </a:stretch>
+                  </pic:blipFill>
+                  <pic:spPr bwMode="auto">
+                    <a:xfrm>
+                      <a:off x="0" y="0"/>
+                      <a:ext cx="5334000" cy="2726266"/>
+                    </a:xfrm>
+                    <a:prstGeom prst="rect">
+                      <a:avLst/>
+                    </a:prstGeom>
+                    <a:noFill/>
+                    <a:ln w="9525">
+                      <a:noFill/>
+                      <a:headEnd/>
+                      <a:tailEnd/>
+                    </a:ln>
+                  </pic:spPr>
+                </pic:pic>
+              </a:graphicData>
+            </a:graphic>
+          </wp:inline>
+        </w:drawing>
+      </w:r>
+    </w:p>
+    <w:p>
+      <w:pPr>
+        <w:pStyle w:val="ImageCaption"/>
+      </w:pPr>
+      <w:r>
+        <w:t>FedRAMP 20x — From Periodic Assessment to Continuous Machine-Readable Evidence</w:t>
+      </w:r>
+    </w:p>
+    <w:p>
+      <w:pPr>
+        <w:pStyle w:val="Heading2"/>
+      </w:pPr>
+      <w:bookmarkStart w:id="40" w:name="sec-fedramp-20x-mainframe"/>
+      <w:bookmarkStart w:id="41" w:name="_Toc233786882"/>
+      <w:bookmarkEnd w:id="38"/>
+      <w:r>
+        <w:t>9.4 FedRAMP 20x Consolidated Rules — What Modernization Must Achieve</w:t>
+      </w:r>
+      <w:bookmarkEnd w:id="41"/>
+    </w:p>
+    <w:p>
+      <w:pPr>
+        <w:pStyle w:val="FirstParagraph"/>
+      </w:pPr>
+      <w:r>
+        <w:t xml:space="preserve">FedRAMP published its </w:t>
+      </w:r>
+      <w:r>
+        <w:rPr>
+          <w:b/>
+          <w:bCs/>
+        </w:rPr>
+        <w:t>Consolidated Rules for 2026</w:t>
+      </w:r>
+      <w:r>
+        <w:t xml:space="preserve"> on June 25, 2026, establishing the most significant shift in federal cloud authorization since FedRAMP’s inception. The core change: </w:t>
+      </w:r>
+      <w:r>
+        <w:rPr>
+          <w:b/>
+          <w:bCs/>
+        </w:rPr>
+        <w:t>periodic evidence assembly is replaced by continuously-verified, machine-readable Key Security Indicators (KSIs) enforced by infrastructure-as-code.</w:t>
+      </w:r>
+    </w:p>
+    <w:p>
+      <w:pPr>
+        <w:pStyle w:val="BodyText"/>
+      </w:pPr>
+      <w:r>
+        <w:t>For agencies on the mainframe-to-AAN modernization path, this is not a compliance burden — it is the confirmation that the architectural direction is correct.</w:t>
+      </w:r>
+    </w:p>
+    <w:p>
+      <w:pPr>
+        <w:pStyle w:val="TableCaption"/>
+      </w:pPr>
+      <w:r>
+        <w:t>FedRAMP 20x Consolidated Rules Alignment</w:t>
+      </w:r>
+    </w:p>
+    <w:tbl>
+      <w:tblPr>
+        <w:tblStyle w:val="Table"/>
+        <w:tblW w:w="9360" w:type="dxa"/>
+        <w:tblLayout w:type="fixed"/>
+        <w:tblLook w:val="0600" w:firstRow="0" w:lastRow="0" w:firstColumn="0" w:lastColumn="0" w:noHBand="1" w:noVBand="1"/>
+        <w:tblCaption w:val="FedRAMP 20x Consolidated Rules Alignment"/>
+      </w:tblPr>
+      <w:tblGrid>
+        <w:gridCol w:w="4680"/>
+        <w:gridCol w:w="4680"/>
+      </w:tblGrid>
+      <w:tr>
+        <w:trPr>
+          <w:tblHeader/>
+        </w:trPr>
+        <w:tc>
+          <w:tcPr>
+            <w:tcW w:w="3960" w:type="dxa"/>
+            <w:tcBorders>
+              <w:top w:val="single" w:sz="4" w:space="0" w:color="C8D0DC"/>
+              <w:left w:val="single" w:sz="4" w:space="0" w:color="C8D0DC"/>
+              <w:bottom w:val="single" w:sz="4" w:space="0" w:color="C8D0DC"/>
+              <w:right w:val="single" w:sz="4" w:space="0" w:color="C8D0DC"/>
+            </w:tcBorders>
+            <w:shd w:val="clear" w:color="auto" w:fill="1F3864"/>
+            <w:tcMar>
+              <w:top w:w="80" w:type="dxa"/>
+              <w:left w:w="120" w:type="dxa"/>
+              <w:bottom w:w="80" w:type="dxa"/>
+              <w:right w:w="120" w:type="dxa"/>
+            </w:tcMar>
+          </w:tcPr>
+          <w:p>
+            <w:pPr>
+              <w:pStyle w:val="Compact"/>
+            </w:pPr>
+            <w:r>
+              <w:rPr>
+                <w:b/>
+                <w:color w:val="FFFFFF"/>
+                <w:sz w:val="20"/>
+              </w:rPr>
+              <w:t>FedRAMP 20x Requirement</w:t>
+            </w:r>
+          </w:p>
+        </w:tc>
+        <w:tc>
+          <w:tcPr>
+            <w:tcW w:w="3960" w:type="dxa"/>
+            <w:tcBorders>
+              <w:top w:val="single" w:sz="4" w:space="0" w:color="C8D0DC"/>
+              <w:left w:val="single" w:sz="4" w:space="0" w:color="C8D0DC"/>
+              <w:bottom w:val="single" w:sz="4" w:space="0" w:color="C8D0DC"/>
+              <w:right w:val="single" w:sz="4" w:space="0" w:color="C8D0DC"/>
+            </w:tcBorders>
+            <w:shd w:val="clear" w:color="auto" w:fill="1F3864"/>
+            <w:tcMar>
+              <w:top w:w="80" w:type="dxa"/>
+              <w:left w:w="120" w:type="dxa"/>
+              <w:bottom w:w="80" w:type="dxa"/>
+              <w:right w:w="120" w:type="dxa"/>
+            </w:tcMar>
+          </w:tcPr>
+          <w:p>
+            <w:pPr>
+              <w:pStyle w:val="Compact"/>
+            </w:pPr>
+            <w:r>
+              <w:rPr>
+                <w:b/>
+                <w:color w:val="FFFFFF"/>
+                <w:sz w:val="20"/>
+              </w:rPr>
+              <w:t>What the Modern Architecture Provides</w:t>
+            </w:r>
+          </w:p>
+        </w:tc>
+      </w:tr>
+      <w:tr>
+        <w:tc>
+          <w:tcPr>
+            <w:tcW w:w="3960" w:type="dxa"/>
+            <w:tcBorders>
+              <w:top w:val="single" w:sz="4" w:space="0" w:color="C8D0DC"/>
+              <w:left w:val="single" w:sz="4" w:space="0" w:color="C8D0DC"/>
+              <w:bottom w:val="single" w:sz="4" w:space="0" w:color="C8D0DC"/>
+              <w:right w:val="single" w:sz="4" w:space="0" w:color="C8D0DC"/>
+            </w:tcBorders>
+            <w:shd w:val="clear" w:color="auto" w:fill="FFFFFF"/>
+            <w:tcMar>
+              <w:top w:w="80" w:type="dxa"/>
+              <w:left w:w="120" w:type="dxa"/>
+              <w:bottom w:w="80" w:type="dxa"/>
+              <w:right w:w="120" w:type="dxa"/>
+            </w:tcMar>
+          </w:tcPr>
+          <w:p>
+            <w:pPr>
+              <w:pStyle w:val="Compact"/>
+            </w:pPr>
+            <w:r>
+              <w:rPr>
+                <w:sz w:val="20"/>
+              </w:rPr>
+              <w:t>Continuous, automated KSI verification</w:t>
+            </w:r>
+          </w:p>
+        </w:tc>
+        <w:tc>
+          <w:tcPr>
+            <w:tcW w:w="3960" w:type="dxa"/>
+            <w:tcBorders>
+              <w:top w:val="single" w:sz="4" w:space="0" w:color="C8D0DC"/>
+              <w:left w:val="single" w:sz="4" w:space="0" w:color="C8D0DC"/>
+              <w:bottom w:val="single" w:sz="4" w:space="0" w:color="C8D0DC"/>
+              <w:right w:val="single" w:sz="4" w:space="0" w:color="C8D0DC"/>
+            </w:tcBorders>
+            <w:shd w:val="clear" w:color="auto" w:fill="FFFFFF"/>
+            <w:tcMar>
+              <w:top w:w="80" w:type="dxa"/>
+              <w:left w:w="120" w:type="dxa"/>
+              <w:bottom w:w="80" w:type="dxa"/>
+              <w:right w:w="120" w:type="dxa"/>
+            </w:tcMar>
+          </w:tcPr>
+          <w:p>
+            <w:pPr>
+              <w:pStyle w:val="Compact"/>
+            </w:pPr>
+            <w:r>
+              <w:rPr>
+                <w:sz w:val="20"/>
+              </w:rPr>
+              <w:t>SD-WAN probes every transport every second; SASE logs every session; DDI logs every DNS query</w:t>
+            </w:r>
+          </w:p>
+        </w:tc>
+      </w:tr>
+      <w:tr>
+        <w:tc>
+          <w:tcPr>
+            <w:tcW w:w="3960" w:type="dxa"/>
+            <w:tcBorders>
+              <w:top w:val="single" w:sz="4" w:space="0" w:color="C8D0DC"/>
+              <w:left w:val="single" w:sz="4" w:space="0" w:color="C8D0DC"/>
+              <w:bottom w:val="single" w:sz="4" w:space="0" w:color="C8D0DC"/>
+              <w:right w:val="single" w:sz="4" w:space="0" w:color="C8D0DC"/>
+            </w:tcBorders>
+            <w:shd w:val="clear" w:color="auto" w:fill="F2F2F2"/>
+            <w:tcMar>
+              <w:top w:w="80" w:type="dxa"/>
+              <w:left w:w="120" w:type="dxa"/>
+              <w:bottom w:w="80" w:type="dxa"/>
+              <w:right w:w="120" w:type="dxa"/>
+            </w:tcMar>
+          </w:tcPr>
+          <w:p>
+            <w:pPr>
+              <w:pStyle w:val="Compact"/>
+            </w:pPr>
+            <w:r>
+              <w:rPr>
+                <w:sz w:val="20"/>
+              </w:rPr>
+              <w:t>Machine-readable evidence format (JSON)</w:t>
+            </w:r>
+          </w:p>
+        </w:tc>
+        <w:tc>
+          <w:tcPr>
+            <w:tcW w:w="3960" w:type="dxa"/>
+            <w:tcBorders>
+              <w:top w:val="single" w:sz="4" w:space="0" w:color="C8D0DC"/>
+              <w:left w:val="single" w:sz="4" w:space="0" w:color="C8D0DC"/>
+              <w:bottom w:val="single" w:sz="4" w:space="0" w:color="C8D0DC"/>
+              <w:right w:val="single" w:sz="4" w:space="0" w:color="C8D0DC"/>
+            </w:tcBorders>
+            <w:shd w:val="clear" w:color="auto" w:fill="F2F2F2"/>
+            <w:tcMar>
+              <w:top w:w="80" w:type="dxa"/>
+              <w:left w:w="120" w:type="dxa"/>
+              <w:bottom w:w="80" w:type="dxa"/>
+              <w:right w:w="120" w:type="dxa"/>
+            </w:tcMar>
+          </w:tcPr>
+          <w:p>
+            <w:pPr>
+              <w:pStyle w:val="Compact"/>
+            </w:pPr>
+            <w:r>
+              <w:rPr>
+                <w:sz w:val="20"/>
+              </w:rPr>
+              <w:t>SD-WAN telemetry APIs, SIEM structured exports, InfoBlox WAPI — all native JSON</w:t>
+            </w:r>
+          </w:p>
+        </w:tc>
+      </w:tr>
+      <w:tr>
+        <w:tc>
+          <w:tcPr>
+            <w:tcW w:w="3960" w:type="dxa"/>
+            <w:tcBorders>
+              <w:top w:val="single" w:sz="4" w:space="0" w:color="C8D0DC"/>
+              <w:left w:val="single" w:sz="4" w:space="0" w:color="C8D0DC"/>
+              <w:bottom w:val="single" w:sz="4" w:space="0" w:color="C8D0DC"/>
+              <w:right w:val="single" w:sz="4" w:space="0" w:color="C8D0DC"/>
+            </w:tcBorders>
+            <w:shd w:val="clear" w:color="auto" w:fill="FFFFFF"/>
+            <w:tcMar>
+              <w:top w:w="80" w:type="dxa"/>
+              <w:left w:w="120" w:type="dxa"/>
+              <w:bottom w:w="80" w:type="dxa"/>
+              <w:right w:w="120" w:type="dxa"/>
+            </w:tcMar>
+          </w:tcPr>
+          <w:p>
+            <w:pPr>
+              <w:pStyle w:val="Compact"/>
+            </w:pPr>
+            <w:r>
+              <w:rPr>
+                <w:sz w:val="20"/>
+              </w:rPr>
+              <w:t>Infrastructure-as-code guardrails</w:t>
+            </w:r>
+          </w:p>
+        </w:tc>
+        <w:tc>
+          <w:tcPr>
+            <w:tcW w:w="3960" w:type="dxa"/>
+            <w:tcBorders>
+              <w:top w:val="single" w:sz="4" w:space="0" w:color="C8D0DC"/>
+              <w:left w:val="single" w:sz="4" w:space="0" w:color="C8D0DC"/>
+              <w:bottom w:val="single" w:sz="4" w:space="0" w:color="C8D0DC"/>
+              <w:right w:val="single" w:sz="4" w:space="0" w:color="C8D0DC"/>
+            </w:tcBorders>
+            <w:shd w:val="clear" w:color="auto" w:fill="FFFFFF"/>
+            <w:tcMar>
+              <w:top w:w="80" w:type="dxa"/>
+              <w:left w:w="120" w:type="dxa"/>
+              <w:bottom w:w="80" w:type="dxa"/>
+              <w:right w:w="120" w:type="dxa"/>
+            </w:tcMar>
+          </w:tcPr>
+          <w:p>
+            <w:pPr>
+              <w:pStyle w:val="Compact"/>
+            </w:pPr>
+            <w:r>
+              <w:rPr>
+                <w:sz w:val="20"/>
+              </w:rPr>
+              <w:t>Terraform for DDI, IaC for SASE policy, GitOps for network config — guardrails enforced at commit</w:t>
+            </w:r>
+          </w:p>
+        </w:tc>
+      </w:tr>
+      <w:tr>
+        <w:tc>
+          <w:tcPr>
+            <w:tcW w:w="3960" w:type="dxa"/>
+            <w:tcBorders>
+              <w:top w:val="single" w:sz="4" w:space="0" w:color="C8D0DC"/>
+              <w:left w:val="single" w:sz="4" w:space="0" w:color="C8D0DC"/>
+              <w:bottom w:val="single" w:sz="4" w:space="0" w:color="C8D0DC"/>
+              <w:right w:val="single" w:sz="4" w:space="0" w:color="C8D0DC"/>
+            </w:tcBorders>
+            <w:shd w:val="clear" w:color="auto" w:fill="F2F2F2"/>
+            <w:tcMar>
+              <w:top w:w="80" w:type="dxa"/>
+              <w:left w:w="120" w:type="dxa"/>
+              <w:bottom w:w="80" w:type="dxa"/>
+              <w:right w:w="120" w:type="dxa"/>
+            </w:tcMar>
+          </w:tcPr>
+          <w:p>
+            <w:pPr>
+              <w:pStyle w:val="Compact"/>
+            </w:pPr>
+            <w:r>
+              <w:rPr>
+                <w:sz w:val="20"/>
+              </w:rPr>
+              <w:t>No manual evidence assembly for assessments</w:t>
+            </w:r>
+          </w:p>
+        </w:tc>
+        <w:tc>
+          <w:tcPr>
+            <w:tcW w:w="3960" w:type="dxa"/>
+            <w:tcBorders>
+              <w:top w:val="single" w:sz="4" w:space="0" w:color="C8D0DC"/>
+              <w:left w:val="single" w:sz="4" w:space="0" w:color="C8D0DC"/>
+              <w:bottom w:val="single" w:sz="4" w:space="0" w:color="C8D0DC"/>
+              <w:right w:val="single" w:sz="4" w:space="0" w:color="C8D0DC"/>
+            </w:tcBorders>
+            <w:shd w:val="clear" w:color="auto" w:fill="F2F2F2"/>
+            <w:tcMar>
+              <w:top w:w="80" w:type="dxa"/>
+              <w:left w:w="120" w:type="dxa"/>
+              <w:bottom w:w="80" w:type="dxa"/>
+              <w:right w:w="120" w:type="dxa"/>
+            </w:tcMar>
+          </w:tcPr>
+          <w:p>
+            <w:pPr>
+              <w:pStyle w:val="Compact"/>
+            </w:pPr>
+            <w:r>
+              <w:rPr>
+                <w:sz w:val="20"/>
+              </w:rPr>
+              <w:t>The control plane’s continuous observation IS the evidence — not a report prepared for an assessor</w:t>
+            </w:r>
+          </w:p>
+        </w:tc>
+      </w:tr>
+      <w:tr>
+        <w:tc>
+          <w:tcPr>
+            <w:tcW w:w="3960" w:type="dxa"/>
+            <w:tcBorders>
+              <w:top w:val="single" w:sz="4" w:space="0" w:color="C8D0DC"/>
+              <w:left w:val="single" w:sz="4" w:space="0" w:color="C8D0DC"/>
+              <w:bottom w:val="single" w:sz="4" w:space="0" w:color="C8D0DC"/>
+              <w:right w:val="single" w:sz="4" w:space="0" w:color="C8D0DC"/>
+            </w:tcBorders>
+            <w:shd w:val="clear" w:color="auto" w:fill="FFFFFF"/>
+            <w:tcMar>
+              <w:top w:w="80" w:type="dxa"/>
+              <w:left w:w="120" w:type="dxa"/>
+              <w:bottom w:w="80" w:type="dxa"/>
+              <w:right w:w="120" w:type="dxa"/>
+            </w:tcMar>
+          </w:tcPr>
+          <w:p>
+            <w:pPr>
+              <w:pStyle w:val="Compact"/>
+            </w:pPr>
+            <w:r>
+              <w:rPr>
+                <w:sz w:val="20"/>
+              </w:rPr>
+              <w:t>Automated KSI: all DNS encrypted or integrity-protected</w:t>
+            </w:r>
+          </w:p>
+        </w:tc>
+        <w:tc>
+          <w:tcPr>
+            <w:tcW w:w="3960" w:type="dxa"/>
+            <w:tcBorders>
+              <w:top w:val="single" w:sz="4" w:space="0" w:color="C8D0DC"/>
+              <w:left w:val="single" w:sz="4" w:space="0" w:color="C8D0DC"/>
+              <w:bottom w:val="single" w:sz="4" w:space="0" w:color="C8D0DC"/>
+              <w:right w:val="single" w:sz="4" w:space="0" w:color="C8D0DC"/>
+            </w:tcBorders>
+            <w:shd w:val="clear" w:color="auto" w:fill="FFFFFF"/>
+            <w:tcMar>
+              <w:top w:w="80" w:type="dxa"/>
+              <w:left w:w="120" w:type="dxa"/>
+              <w:bottom w:w="80" w:type="dxa"/>
+              <w:right w:w="120" w:type="dxa"/>
+            </w:tcMar>
+          </w:tcPr>
+          <w:p>
+            <w:pPr>
+              <w:pStyle w:val="Compact"/>
+            </w:pPr>
+            <w:r>
+              <w:rPr>
+                <w:sz w:val="20"/>
+              </w:rPr>
+              <w:t>DNSSEC on all zones; DoH/DoT on Grid Members</w:t>
+            </w:r>
+          </w:p>
+        </w:tc>
+      </w:tr>
+      <w:tr>
+        <w:tc>
+          <w:tcPr>
+            <w:tcW w:w="3960" w:type="dxa"/>
+            <w:tcBorders>
+              <w:top w:val="single" w:sz="4" w:space="0" w:color="C8D0DC"/>
+              <w:left w:val="single" w:sz="4" w:space="0" w:color="C8D0DC"/>
+              <w:bottom w:val="single" w:sz="4" w:space="0" w:color="C8D0DC"/>
+              <w:right w:val="single" w:sz="4" w:space="0" w:color="C8D0DC"/>
+            </w:tcBorders>
+            <w:shd w:val="clear" w:color="auto" w:fill="F2F2F2"/>
+            <w:tcMar>
+              <w:top w:w="80" w:type="dxa"/>
+              <w:left w:w="120" w:type="dxa"/>
+              <w:bottom w:w="80" w:type="dxa"/>
+              <w:right w:w="120" w:type="dxa"/>
+            </w:tcMar>
+          </w:tcPr>
+          <w:p>
+            <w:pPr>
+              <w:pStyle w:val="Compact"/>
+            </w:pPr>
+            <w:r>
+              <w:rPr>
+                <w:sz w:val="20"/>
+              </w:rPr>
+              <w:t>Automated KSI: no CIDR overlap between environments</w:t>
+            </w:r>
+          </w:p>
+        </w:tc>
+        <w:tc>
+          <w:tcPr>
+            <w:tcW w:w="3960" w:type="dxa"/>
+            <w:tcBorders>
+              <w:top w:val="single" w:sz="4" w:space="0" w:color="C8D0DC"/>
+              <w:left w:val="single" w:sz="4" w:space="0" w:color="C8D0DC"/>
+              <w:bottom w:val="single" w:sz="4" w:space="0" w:color="C8D0DC"/>
+              <w:right w:val="single" w:sz="4" w:space="0" w:color="C8D0DC"/>
+            </w:tcBorders>
+            <w:shd w:val="clear" w:color="auto" w:fill="F2F2F2"/>
+            <w:tcMar>
+              <w:top w:w="80" w:type="dxa"/>
+              <w:left w:w="120" w:type="dxa"/>
+              <w:bottom w:w="80" w:type="dxa"/>
+              <w:right w:w="120" w:type="dxa"/>
+            </w:tcMar>
+          </w:tcPr>
+          <w:p>
+            <w:pPr>
+              <w:pStyle w:val="Compact"/>
+            </w:pPr>
+            <w:r>
+              <w:rPr>
+                <w:sz w:val="20"/>
+              </w:rPr>
+              <w:t>Terraform InfoBlox provider blocks overlapping allocation at request time</w:t>
+            </w:r>
+          </w:p>
+        </w:tc>
+      </w:tr>
+      <w:tr>
+        <w:tc>
+          <w:tcPr>
+            <w:tcW w:w="3960" w:type="dxa"/>
+            <w:tcBorders>
+              <w:top w:val="single" w:sz="4" w:space="0" w:color="C8D0DC"/>
+              <w:left w:val="single" w:sz="4" w:space="0" w:color="C8D0DC"/>
+              <w:bottom w:val="single" w:sz="4" w:space="0" w:color="C8D0DC"/>
+              <w:right w:val="single" w:sz="4" w:space="0" w:color="C8D0DC"/>
+            </w:tcBorders>
+            <w:shd w:val="clear" w:color="auto" w:fill="FFFFFF"/>
+            <w:tcMar>
+              <w:top w:w="80" w:type="dxa"/>
+              <w:left w:w="120" w:type="dxa"/>
+              <w:bottom w:w="80" w:type="dxa"/>
+              <w:right w:w="120" w:type="dxa"/>
+            </w:tcMar>
+          </w:tcPr>
+          <w:p>
+            <w:pPr>
+              <w:pStyle w:val="Compact"/>
+            </w:pPr>
+            <w:r>
+              <w:rPr>
+                <w:sz w:val="20"/>
+              </w:rPr>
+              <w:t>Automated KSI: every workload has machine identity</w:t>
+            </w:r>
+          </w:p>
+        </w:tc>
+        <w:tc>
+          <w:tcPr>
+            <w:tcW w:w="3960" w:type="dxa"/>
+            <w:tcBorders>
+              <w:top w:val="single" w:sz="4" w:space="0" w:color="C8D0DC"/>
+              <w:left w:val="single" w:sz="4" w:space="0" w:color="C8D0DC"/>
+              <w:bottom w:val="single" w:sz="4" w:space="0" w:color="C8D0DC"/>
+              <w:right w:val="single" w:sz="4" w:space="0" w:color="C8D0DC"/>
+            </w:tcBorders>
+            <w:shd w:val="clear" w:color="auto" w:fill="FFFFFF"/>
+            <w:tcMar>
+              <w:top w:w="80" w:type="dxa"/>
+              <w:left w:w="120" w:type="dxa"/>
+              <w:bottom w:w="80" w:type="dxa"/>
+              <w:right w:w="120" w:type="dxa"/>
+            </w:tcMar>
+          </w:tcPr>
+          <w:p>
+            <w:pPr>
+              <w:pStyle w:val="Compact"/>
+            </w:pPr>
+            <w:r>
+              <w:rPr>
+                <w:sz w:val="20"/>
+              </w:rPr>
+              <w:t>SCEP/EST auto-enrollment triggered at IP provisioning</w:t>
+            </w:r>
+          </w:p>
+        </w:tc>
+      </w:tr>
+    </w:tbl>
+    <w:p>
+      <w:pPr>
+        <w:pStyle w:val="BodyText"/>
+      </w:pPr>
+      <w:r>
+        <w:rPr>
+          <w:b/>
+          <w:bCs/>
+        </w:rPr>
+        <w:t>Key dates all agencies must track:</w:t>
+      </w:r>
+    </w:p>
+    <w:p>
+      <w:pPr>
+        <w:pStyle w:val="Compact"/>
+        <w:numPr>
+          <w:ilvl w:val="0"/>
+          <w:numId w:val="4"/>
+        </w:numPr>
+      </w:pPr>
+      <w:r>
+        <w:rPr>
+          <w:b/>
+          <w:bCs/>
+        </w:rPr>
+        <w:t>July 28, 2026:</w:t>
+      </w:r>
+      <w:r>
+        <w:t xml:space="preserve"> FedRAMP Ready submissions cease — no new Ready pathway submissions accepted</w:t>
+      </w:r>
+    </w:p>
+    <w:p>
+      <w:pPr>
+        <w:pStyle w:val="Compact"/>
+        <w:numPr>
+          <w:ilvl w:val="0"/>
+          <w:numId w:val="4"/>
+        </w:numPr>
+      </w:pPr>
+      <w:r>
+        <w:rPr>
+          <w:b/>
+          <w:bCs/>
+        </w:rPr>
+        <w:t>August 3, 2026:</w:t>
+      </w:r>
+      <w:r>
+        <w:t xml:space="preserve"> Class A pipeline opens</w:t>
+      </w:r>
+    </w:p>
+    <w:p>
+      <w:pPr>
+        <w:pStyle w:val="Compact"/>
+        <w:numPr>
+          <w:ilvl w:val="0"/>
+          <w:numId w:val="4"/>
+        </w:numPr>
+      </w:pPr>
+      <w:r>
+        <w:rPr>
+          <w:b/>
+          <w:bCs/>
+        </w:rPr>
+        <w:t>August 31, 2026:</w:t>
+      </w:r>
+      <w:r>
+        <w:t xml:space="preserve"> Class B and C pipelines open</w:t>
+      </w:r>
+    </w:p>
+    <w:p>
+      <w:pPr>
+        <w:pStyle w:val="Compact"/>
+        <w:numPr>
+          <w:ilvl w:val="0"/>
+          <w:numId w:val="4"/>
+        </w:numPr>
+      </w:pPr>
+      <w:r>
+        <w:rPr>
+          <w:b/>
+          <w:bCs/>
+        </w:rPr>
+        <w:t>January 1, 2027:</w:t>
+      </w:r>
+      <w:r>
+        <w:t xml:space="preserve"> </w:t>
+      </w:r>
+      <w:r>
+        <w:t>Consolidated Rules mandatory for all certified systems — all ConMon evidence must meet machine-readable KSI format</w:t>
+      </w:r>
+    </w:p>
+    <w:p>
+      <w:pPr>
+        <w:pStyle w:val="Compact"/>
+        <w:numPr>
+          <w:ilvl w:val="0"/>
+          <w:numId w:val="4"/>
+        </w:numPr>
+      </w:pPr>
+      <w:r>
+        <w:rPr>
+          <w:b/>
+          <w:bCs/>
+        </w:rPr>
+        <w:t>June 11, 2027:</w:t>
+      </w:r>
+      <w:r>
+        <w:t xml:space="preserve"> No new Rev5 certifications accepted</w:t>
+      </w:r>
+    </w:p>
+    <w:tbl>
+      <w:tblPr>
+        <w:tblStyle w:val="Table"/>
+        <w:tblW w:w="9360" w:type="dxa"/>
+        <w:tblBorders>
+          <w:top w:val="single" w:sz="4" w:space="0" w:color="CC1914"/>
+          <w:left w:val="single" w:sz="24" w:space="0" w:color="CC1914"/>
+          <w:bottom w:val="single" w:sz="4" w:space="0" w:color="CC1914"/>
+          <w:right w:val="single" w:sz="4" w:space="0" w:color="CC1914"/>
+        </w:tblBorders>
+        <w:tblCellMar>
+          <w:left w:w="144" w:type="dxa"/>
+          <w:right w:w="144" w:type="dxa"/>
+        </w:tblCellMar>
+        <w:tblLook w:val="0600" w:firstRow="0" w:lastRow="0" w:firstColumn="0" w:lastColumn="0" w:noHBand="1" w:noVBand="1"/>
+      </w:tblPr>
+      <w:tblGrid>
+        <w:gridCol w:w="9360"/>
+      </w:tblGrid>
+      <w:tr>
+        <w:trPr>
+          <w:cantSplit/>
+        </w:trPr>
+        <w:tc>
+          <w:tcPr>
+            <w:tcW w:w="0" w:type="auto"/>
+            <w:tcBorders>
+              <w:top w:val="single" w:sz="4" w:space="0" w:color="C8D0DC"/>
+              <w:left w:val="single" w:sz="4" w:space="0" w:color="C8D0DC"/>
+              <w:bottom w:val="single" w:sz="4" w:space="0" w:color="C8D0DC"/>
+              <w:right w:val="single" w:sz="4" w:space="0" w:color="C8D0DC"/>
+            </w:tcBorders>
+            <w:shd w:val="clear" w:color="auto" w:fill="1F3864"/>
+            <w:tcMar>
+              <w:top w:w="80" w:type="dxa"/>
+              <w:left w:w="120" w:type="dxa"/>
+              <w:bottom w:w="80" w:type="dxa"/>
+              <w:right w:w="120" w:type="dxa"/>
+            </w:tcMar>
+          </w:tcPr>
+          <w:p>
+            <w:pPr>
+              <w:pStyle w:val="FirstParagraph"/>
+              <w:spacing w:before="0" w:after="0"/>
+              <w:textAlignment w:val="center"/>
+            </w:pPr>
+            <w:r>
+              <w:rPr>
+                <w:b/>
+                <w:noProof/>
+                <w:color w:val="FFFFFF"/>
+                <w:sz w:val="20"/>
+              </w:rPr>
+              <w:drawing>
+                <wp:inline distT="0" distB="0" distL="0" distR="0" wp14:anchorId="785A63B1" wp14:editId="3EAF6CCB">
+                  <wp:extent cx="152400" cy="152400"/>
+                  <wp:effectExtent l="0" t="0" r="0" b="0"/>
+                  <wp:docPr id="71" name="Picture"/>
+                  <wp:cNvGraphicFramePr/>
+                  <a:graphic xmlns:a="http://schemas.openxmlformats.org/drawingml/2006/main">
+                    <a:graphicData uri="http://schemas.openxmlformats.org/drawingml/2006/picture">
+                      <pic:pic xmlns:pic="http://schemas.openxmlformats.org/drawingml/2006/picture">
+                        <pic:nvPicPr>
+                          <pic:cNvPr id="72" name="Picture" descr="C:\Program Files\Quarto\share\formats\docx\important.png"/>
+                          <pic:cNvPicPr>
+                            <a:picLocks noChangeAspect="1" noChangeArrowheads="1"/>
+                          </pic:cNvPicPr>
+                        </pic:nvPicPr>
+                        <pic:blipFill>
+                          <a:blip r:embed="rId19"/>
+                          <a:stretch>
+                            <a:fillRect/>
+                          </a:stretch>
+                        </pic:blipFill>
+                        <pic:spPr bwMode="auto">
+                          <a:xfrm>
+                            <a:off x="0" y="0"/>
+                            <a:ext cx="152400" cy="152400"/>
+                          </a:xfrm>
+                          <a:prstGeom prst="rect">
+                            <a:avLst/>
+                          </a:prstGeom>
+                          <a:noFill/>
+                          <a:ln w="9525">
+                            <a:noFill/>
+                            <a:headEnd/>
+                            <a:tailEnd/>
+                          </a:ln>
+                        </pic:spPr>
+                      </pic:pic>
+                    </a:graphicData>
+                  </a:graphic>
+                </wp:inline>
+              </w:drawing>
+            </w:r>
+            <w:r>
+              <w:rPr>
+                <w:b/>
+                <w:color w:val="FFFFFF"/>
+                <w:sz w:val="20"/>
+              </w:rPr>
+              <w:t xml:space="preserve">  Important</w:t>
+            </w:r>
+          </w:p>
+        </w:tc>
+      </w:tr>
+      <w:tr>
+        <w:trPr>
+          <w:cantSplit/>
+        </w:trPr>
+        <w:tc>
+          <w:tcPr>
+            <w:tcW w:w="0" w:type="auto"/>
+            <w:tcBorders>
+              <w:top w:val="single" w:sz="4" w:space="0" w:color="C8D0DC"/>
+              <w:left w:val="single" w:sz="4" w:space="0" w:color="C8D0DC"/>
+              <w:bottom w:val="single" w:sz="4" w:space="0" w:color="C8D0DC"/>
+              <w:right w:val="single" w:sz="4" w:space="0" w:color="C8D0DC"/>
+            </w:tcBorders>
+            <w:shd w:val="clear" w:color="auto" w:fill="FFFFFF"/>
+            <w:tcMar>
+              <w:top w:w="80" w:type="dxa"/>
+              <w:left w:w="120" w:type="dxa"/>
+              <w:bottom w:w="80" w:type="dxa"/>
+              <w:right w:w="120" w:type="dxa"/>
+            </w:tcMar>
+          </w:tcPr>
+          <w:p>
+            <w:pPr>
+              <w:pStyle w:val="BodyText"/>
+              <w:spacing w:before="16" w:after="16"/>
+            </w:pPr>
+            <w:r>
+              <w:rPr>
+                <w:b/>
+                <w:bCs/>
+                <w:sz w:val="20"/>
+              </w:rPr>
+              <w:t>The precise alignment:</w:t>
+            </w:r>
+            <w:r>
+              <w:rPr>
+                <w:sz w:val="20"/>
+              </w:rPr>
+              <w:t xml:space="preserve"> FedRAMP 20x’s demand for “continuous, automated, machine-readable evidence” </w:t>
+            </w:r>
+            <w:r>
+              <w:rPr>
+                <w:sz w:val="20"/>
+              </w:rPr>
+              <w:t>maps exactly to what the Active Governance control plane produces. A governance substrate that holds desired state, observes actual state, classifies drift, and reconciles toward intent — while generating structured JSON records of every observation and action — IS a FedRAMP 20x-compliant ConMon implementation. The architectural transition IS the compliance posture.</w:t>
+            </w:r>
+          </w:p>
+          <w:p/>
+        </w:tc>
+      </w:tr>
+    </w:tbl>
+    <w:p>
+      <w:pPr>
+        <w:pStyle w:val="Heading2"/>
+      </w:pPr>
+      <w:bookmarkStart w:id="42" w:name="X83e0d573bebbfeb4b5a4df8ed0603d864d64519"/>
+      <w:bookmarkStart w:id="43" w:name="_Toc233786883"/>
+      <w:bookmarkEnd w:id="40"/>
+      <w:r>
+        <w:t>9.5 Principle 4 — Govern Actively: The Control Plane Over the Data Plane</w:t>
+      </w:r>
+      <w:bookmarkEnd w:id="43"/>
+    </w:p>
+    <w:p>
+      <w:pPr>
+        <w:pStyle w:val="CaptionedFigure"/>
+      </w:pPr>
+      <w:r>
+        <w:rPr>
+          <w:noProof/>
+        </w:rPr>
+        <w:drawing>
+          <wp:inline distT="0" distB="0" distL="0" distR="0" wp14:anchorId="6AED8C5F" wp14:editId="362F168B">
+            <wp:extent cx="5334000" cy="2844800"/>
+            <wp:effectExtent l="0" t="0" r="0" b="0"/>
+            <wp:docPr id="75" name="Picture" descr="Active Governance: Control Plane and Actuation Ladder"/>
+            <wp:cNvGraphicFramePr/>
+            <a:graphic xmlns:a="http://schemas.openxmlformats.org/drawingml/2006/main">
+              <a:graphicData uri="http://schemas.openxmlformats.org/drawingml/2006/picture">
+                <pic:pic xmlns:pic="http://schemas.openxmlformats.org/drawingml/2006/picture">
+                  <pic:nvPicPr>
+                    <pic:cNvPr id="76" name="Picture" descr="figs/mf-fig-06-active-governance.png"/>
+                    <pic:cNvPicPr>
+                      <a:picLocks noChangeAspect="1" noChangeArrowheads="1"/>
+                    </pic:cNvPicPr>
+                  </pic:nvPicPr>
+                  <pic:blipFill>
+                    <a:blip r:embed="rId20"/>
+                    <a:stretch>
+                      <a:fillRect/>
+                    </a:stretch>
+                  </pic:blipFill>
+                  <pic:spPr bwMode="auto">
+                    <a:xfrm>
+                      <a:off x="0" y="0"/>
+                      <a:ext cx="5334000" cy="2844800"/>
+                    </a:xfrm>
+                    <a:prstGeom prst="rect">
+                      <a:avLst/>
+                    </a:prstGeom>
+                    <a:noFill/>
+                    <a:ln w="9525">
+                      <a:noFill/>
+                      <a:headEnd/>
+                      <a:tailEnd/>
+                    </a:ln>
+                  </pic:spPr>
+                </pic:pic>
+              </a:graphicData>
+            </a:graphic>
+          </wp:inline>
+        </w:drawing>
+      </w:r>
+    </w:p>
+    <w:p>
+      <w:pPr>
+        <w:pStyle w:val="ImageCaption"/>
+      </w:pPr>
+      <w:r>
         <w:t>Active Governance: Control Plane and Actuation Ladder</w:t>
       </w:r>
     </w:p>
@@ -7210,14 +8570,14 @@
       <w:pPr>
         <w:pStyle w:val="Heading1"/>
       </w:pPr>
-      <w:bookmarkStart w:id="42" w:name="federal-framework-alignment"/>
-      <w:bookmarkStart w:id="43" w:name="_Toc233784237"/>
+      <w:bookmarkStart w:id="44" w:name="federal-framework-alignment"/>
+      <w:bookmarkStart w:id="45" w:name="_Toc233786884"/>
       <w:bookmarkEnd w:id="32"/>
-      <w:bookmarkEnd w:id="40"/>
+      <w:bookmarkEnd w:id="42"/>
       <w:r>
         <w:t>10. Federal Framework Alignment</w:t>
       </w:r>
-      <w:bookmarkEnd w:id="43"/>
+      <w:bookmarkEnd w:id="45"/>
     </w:p>
     <w:p>
       <w:pPr>
@@ -8460,7 +9820,7 @@
               <w:rPr>
                 <w:sz w:val="20"/>
               </w:rPr>
-              <w:t>FedRAMP 20x, OMB Circular A-130</w:t>
+              <w:t>FedRAMP 20x Consolidated Rules (Jun 25, 2026); OMB Circular A-130</w:t>
             </w:r>
           </w:p>
         </w:tc>
@@ -8489,7 +9849,7 @@
               <w:rPr>
                 <w:sz w:val="20"/>
               </w:rPr>
-              <w:t>NIST SP 800-37 Rev 2 CA-7, FedRAMP 20x KSIs</w:t>
+              <w:t>NIST SP 800-37 Rev 2 CA-7; FedRAMP 20x KSIs; mandatory Jan 1, 2027</w:t>
             </w:r>
           </w:p>
         </w:tc>
@@ -8583,7 +9943,96 @@
           </w:p>
         </w:tc>
       </w:tr>
-      <w:bookmarkEnd w:id="42"/>
+      <w:tr>
+        <w:tc>
+          <w:tcPr>
+            <w:tcW w:w="2640" w:type="dxa"/>
+            <w:tcBorders>
+              <w:top w:val="single" w:sz="4" w:space="0" w:color="C8D0DC"/>
+              <w:left w:val="single" w:sz="4" w:space="0" w:color="C8D0DC"/>
+              <w:bottom w:val="single" w:sz="4" w:space="0" w:color="C8D0DC"/>
+              <w:right w:val="single" w:sz="4" w:space="0" w:color="C8D0DC"/>
+            </w:tcBorders>
+            <w:shd w:val="clear" w:color="auto" w:fill="FFFFFF"/>
+            <w:tcMar>
+              <w:top w:w="80" w:type="dxa"/>
+              <w:left w:w="120" w:type="dxa"/>
+              <w:bottom w:w="80" w:type="dxa"/>
+              <w:right w:w="120" w:type="dxa"/>
+            </w:tcMar>
+          </w:tcPr>
+          <w:p>
+            <w:pPr>
+              <w:pStyle w:val="Compact"/>
+            </w:pPr>
+            <w:r>
+              <w:rPr>
+                <w:sz w:val="20"/>
+              </w:rPr>
+              <w:t>Machine-readable KSI evidence; no manual evidence assembly</w:t>
+            </w:r>
+          </w:p>
+        </w:tc>
+        <w:tc>
+          <w:tcPr>
+            <w:tcW w:w="2640" w:type="dxa"/>
+            <w:tcBorders>
+              <w:top w:val="single" w:sz="4" w:space="0" w:color="C8D0DC"/>
+              <w:left w:val="single" w:sz="4" w:space="0" w:color="C8D0DC"/>
+              <w:bottom w:val="single" w:sz="4" w:space="0" w:color="C8D0DC"/>
+              <w:right w:val="single" w:sz="4" w:space="0" w:color="C8D0DC"/>
+            </w:tcBorders>
+            <w:shd w:val="clear" w:color="auto" w:fill="FFFFFF"/>
+            <w:tcMar>
+              <w:top w:w="80" w:type="dxa"/>
+              <w:left w:w="120" w:type="dxa"/>
+              <w:bottom w:w="80" w:type="dxa"/>
+              <w:right w:w="120" w:type="dxa"/>
+            </w:tcMar>
+          </w:tcPr>
+          <w:p>
+            <w:pPr>
+              <w:pStyle w:val="Compact"/>
+            </w:pPr>
+            <w:r>
+              <w:rPr>
+                <w:sz w:val="20"/>
+              </w:rPr>
+              <w:t>FedRAMP 20x Consolidated Rules — Class A/B/C pipelines open Aug 3/31, 2026</w:t>
+            </w:r>
+          </w:p>
+        </w:tc>
+        <w:tc>
+          <w:tcPr>
+            <w:tcW w:w="2640" w:type="dxa"/>
+            <w:tcBorders>
+              <w:top w:val="single" w:sz="4" w:space="0" w:color="C8D0DC"/>
+              <w:left w:val="single" w:sz="4" w:space="0" w:color="C8D0DC"/>
+              <w:bottom w:val="single" w:sz="4" w:space="0" w:color="C8D0DC"/>
+              <w:right w:val="single" w:sz="4" w:space="0" w:color="C8D0DC"/>
+            </w:tcBorders>
+            <w:shd w:val="clear" w:color="auto" w:fill="FFFFFF"/>
+            <w:tcMar>
+              <w:top w:w="80" w:type="dxa"/>
+              <w:left w:w="120" w:type="dxa"/>
+              <w:bottom w:w="80" w:type="dxa"/>
+              <w:right w:w="120" w:type="dxa"/>
+            </w:tcMar>
+          </w:tcPr>
+          <w:p>
+            <w:pPr>
+              <w:pStyle w:val="Compact"/>
+            </w:pPr>
+            <w:r>
+              <w:rPr>
+                <w:sz w:val="20"/>
+              </w:rPr>
+              <w:t>FedRAMP 20x JSON evidence format; GitHub-published structured rules</w:t>
+            </w:r>
+          </w:p>
+        </w:tc>
+      </w:tr>
+      <w:bookmarkEnd w:id="44"/>
     </w:tbl>
     <w:p/>
     <w:sectPr>
@@ -8603,7 +10052,7 @@
   <w:abstractNum w:abstractNumId="0" w15:restartNumberingAfterBreak="0">
     <w:nsid w:val="0000A990"/>
     <w:multiLevelType w:val="multilevel"/>
-    <w:tmpl w:val="8BE696D0"/>
+    <w:tmpl w:val="E166AB5A"/>
     <w:lvl w:ilvl="0">
       <w:numFmt w:val="bullet"/>
       <w:lvlText w:val=" "/>
@@ -8680,7 +10129,7 @@
   <w:abstractNum w:abstractNumId="1" w15:restartNumberingAfterBreak="0">
     <w:nsid w:val="0000A991"/>
     <w:multiLevelType w:val="multilevel"/>
-    <w:tmpl w:val="CA00F326"/>
+    <w:tmpl w:val="AACA97B4"/>
     <w:lvl w:ilvl="0">
       <w:numFmt w:val="bullet"/>
       <w:lvlText w:val=""/>
@@ -8784,7 +10233,7 @@
   <w:abstractNum w:abstractNumId="2" w15:restartNumberingAfterBreak="0">
     <w:nsid w:val="00A99411"/>
     <w:multiLevelType w:val="multilevel"/>
-    <w:tmpl w:val="D3924898"/>
+    <w:tmpl w:val="2B14F39C"/>
     <w:lvl w:ilvl="0">
       <w:start w:val="1"/>
       <w:numFmt w:val="decimal"/>
@@ -8867,10 +10316,10 @@
       </w:pPr>
     </w:lvl>
   </w:abstractNum>
-  <w:num w:numId="1" w16cid:durableId="1693065622">
+  <w:num w:numId="1" w16cid:durableId="860974813">
     <w:abstractNumId w:val="0"/>
   </w:num>
-  <w:num w:numId="2" w16cid:durableId="398598452">
+  <w:num w:numId="2" w16cid:durableId="736515887">
     <w:abstractNumId w:val="2"/>
     <w:lvlOverride w:ilvl="0">
       <w:startOverride w:val="1"/>
@@ -8900,7 +10349,10 @@
       <w:startOverride w:val="1"/>
     </w:lvlOverride>
   </w:num>
-  <w:num w:numId="3" w16cid:durableId="378171493">
+  <w:num w:numId="3" w16cid:durableId="1243372030">
+    <w:abstractNumId w:val="1"/>
+  </w:num>
+  <w:num w:numId="4" w16cid:durableId="2017608637">
     <w:abstractNumId w:val="1"/>
   </w:num>
 </w:numbering>
@@ -10150,7 +11602,7 @@
     <w:next w:val="Normal"/>
     <w:autoRedefine/>
     <w:uiPriority w:val="39"/>
-    <w:rsid w:val="003256A5"/>
+    <w:rsid w:val="0097405C"/>
     <w:pPr>
       <w:spacing w:after="100"/>
     </w:pPr>
@@ -10161,7 +11613,7 @@
     <w:next w:val="Normal"/>
     <w:autoRedefine/>
     <w:uiPriority w:val="39"/>
-    <w:rsid w:val="003256A5"/>
+    <w:rsid w:val="0097405C"/>
     <w:pPr>
       <w:spacing w:after="100"/>
       <w:ind w:left="240"/>
